--- a/06_산출물_문서/2계층_절차서/QP-807_설계_개발_관리.docx
+++ b/06_산출물_문서/2계층_절차서/QP-807_설계_개발_관리.docx
@@ -270,11 +270,11 @@
     </w:p>
     <w:tbl>
       <w:tblPr>
-        <w:tblW w:w="8788" w:type="dxa"/>
         <w:tblCellMar>
           <w:left w:w="108" w:type="dxa"/>
           <w:right w:w="108" w:type="dxa"/>
         </w:tblCellMar>
+        <w:tblW w:w="8788" w:type="dxa"/>
         <w:tblBorders>
           <w:top w:val="single" w:sz="4" w:color="2E74B5" w:space="0"/>
           <w:left w:val="single" w:sz="4" w:color="2E74B5" w:space="0"/>
@@ -294,13 +294,13 @@
         <w:tc>
           <w:tcPr>
             <w:tcW w:w="1500" w:type="dxa"/>
-            <w:shd w:val="clear" w:color="auto" w:fill="D9D9D9"/>
             <w:tcMar>
               <w:top w:w="60" w:type="dxa"/>
               <w:left w:w="120" w:type="dxa"/>
               <w:bottom w:w="60" w:type="dxa"/>
               <w:right w:w="120" w:type="dxa"/>
             </w:tcMar>
+            <w:shd w:val="clear" w:color="auto" w:fill="DEEAF1"/>
           </w:tcPr>
           <w:p>
             <w:pPr>
@@ -320,13 +320,13 @@
         <w:tc>
           <w:tcPr>
             <w:tcW w:w="2800" w:type="dxa"/>
-            <w:shd w:val="clear" w:color="auto" w:fill="D9D9D9"/>
             <w:tcMar>
               <w:top w:w="60" w:type="dxa"/>
               <w:left w:w="120" w:type="dxa"/>
               <w:bottom w:w="60" w:type="dxa"/>
               <w:right w:w="120" w:type="dxa"/>
             </w:tcMar>
+            <w:shd w:val="clear" w:color="auto" w:fill="DEEAF1"/>
           </w:tcPr>
           <w:p>
             <w:pPr>
@@ -346,13 +346,13 @@
         <w:tc>
           <w:tcPr>
             <w:tcW w:w="2000" w:type="dxa"/>
-            <w:shd w:val="clear" w:color="auto" w:fill="D9D9D9"/>
             <w:tcMar>
               <w:top w:w="60" w:type="dxa"/>
               <w:left w:w="120" w:type="dxa"/>
               <w:bottom w:w="60" w:type="dxa"/>
               <w:right w:w="120" w:type="dxa"/>
             </w:tcMar>
+            <w:shd w:val="clear" w:color="auto" w:fill="DEEAF1"/>
           </w:tcPr>
           <w:p>
             <w:pPr>
@@ -372,13 +372,13 @@
         <w:tc>
           <w:tcPr>
             <w:tcW w:w="2488" w:type="dxa"/>
-            <w:shd w:val="clear" w:color="auto" w:fill="D9D9D9"/>
             <w:tcMar>
               <w:top w:w="60" w:type="dxa"/>
               <w:left w:w="120" w:type="dxa"/>
               <w:bottom w:w="60" w:type="dxa"/>
               <w:right w:w="120" w:type="dxa"/>
             </w:tcMar>
+            <w:shd w:val="clear" w:color="auto" w:fill="DEEAF1"/>
           </w:tcPr>
           <w:p>
             <w:pPr>
@@ -1245,7 +1245,7 @@
         </w:trPr>
         <w:tc>
           <w:tcPr>
-            <w:tcW w:w="2460" w:type="dxa"/>
+            <w:tcW w:w="2398" w:type="dxa"/>
             <w:tcMar>
               <w:top w:w="60" w:type="dxa"/>
               <w:left w:w="120" w:type="dxa"/>
@@ -1266,7 +1266,7 @@
         </w:tc>
         <w:tc>
           <w:tcPr>
-            <w:tcW w:w="6328" w:type="dxa"/>
+            <w:tcW w:w="6390" w:type="dxa"/>
             <w:tcMar>
               <w:top w:w="60" w:type="dxa"/>
               <w:left w:w="120" w:type="dxa"/>
@@ -1288,9 +1288,7 @@
       </w:tr>
       <w:tr>
         <w:tc>
-          <w:tcPr>
-            <w:tcW w:w="2460" w:type="dxa"/>
-          </w:tcPr>
+          <w:tcPr/>
           <w:p>
             <w:pPr>
               <w:pStyle w:val="Compact"/>
@@ -1302,7 +1300,7 @@
         </w:tc>
         <w:tc>
           <w:tcPr>
-            <w:tcW w:w="6328" w:type="dxa"/>
+            <w:tcW w:w="6390" w:type="dxa"/>
             <w:tcMar>
               <w:top w:w="60" w:type="dxa"/>
               <w:left w:w="120" w:type="dxa"/>
@@ -1335,6 +1333,7 @@
         </w:tc>
         <w:tc>
           <w:tcPr>
+            <w:tcW w:w="6390" w:type="dxa"/>
             <w:tcMar>
               <w:top w:w="60" w:type="dxa"/>
               <w:left w:w="120" w:type="dxa"/>
@@ -1366,9 +1365,7 @@
           </w:p>
         </w:tc>
         <w:tc>
-          <w:tcPr>
-            <w:tcW w:w="6328" w:type="dxa"/>
-          </w:tcPr>
+          <w:tcPr/>
           <w:p>
             <w:pPr>
               <w:pStyle w:val="Compact"/>
@@ -1381,8 +1378,19 @@
       </w:tr>
       <w:tr>
         <w:tc>
-          <w:tcPr>
-            <w:tcW w:w="2460" w:type="dxa"/>
+          <w:tcPr/>
+          <w:p>
+            <w:pPr>
+              <w:pStyle w:val="Compact"/>
+            </w:pPr>
+            <w:r>
+              <w:t xml:space="preserve">공정 설계</w:t>
+            </w:r>
+          </w:p>
+        </w:tc>
+        <w:tc>
+          <w:tcPr>
+            <w:tcW w:w="6390" w:type="dxa"/>
             <w:tcMar>
               <w:top w:w="60" w:type="dxa"/>
               <w:left w:w="120" w:type="dxa"/>
@@ -1396,17 +1404,6 @@
               <w:wordWrap w:val="1"/>
             </w:pPr>
             <w:r>
-              <w:t xml:space="preserve">공정 설계</w:t>
-            </w:r>
-          </w:p>
-        </w:tc>
-        <w:tc>
-          <w:tcPr/>
-          <w:p>
-            <w:pPr>
-              <w:pStyle w:val="Compact"/>
-            </w:pPr>
-            <w:r>
               <w:t xml:space="preserve">제조 공정, 금형/지그/치구 설계</w:t>
             </w:r>
           </w:p>
@@ -1438,18 +1435,10 @@
       </w:tr>
       <w:tr>
         <w:tc>
-          <w:tcPr>
-            <w:tcMar>
-              <w:top w:w="60" w:type="dxa"/>
-              <w:left w:w="120" w:type="dxa"/>
-              <w:bottom w:w="60" w:type="dxa"/>
-              <w:right w:w="120" w:type="dxa"/>
-            </w:tcMar>
-          </w:tcPr>
-          <w:p>
-            <w:pPr>
-              <w:pStyle w:val="Compact"/>
-              <w:wordWrap w:val="1"/>
+          <w:tcPr/>
+          <w:p>
+            <w:pPr>
+              <w:pStyle w:val="Compact"/>
             </w:pPr>
             <w:r>
               <w:t xml:space="preserve">설계 이관</w:t>
@@ -1457,18 +1446,10 @@
           </w:p>
         </w:tc>
         <w:tc>
-          <w:tcPr>
-            <w:tcMar>
-              <w:top w:w="60" w:type="dxa"/>
-              <w:left w:w="120" w:type="dxa"/>
-              <w:bottom w:w="60" w:type="dxa"/>
-              <w:right w:w="120" w:type="dxa"/>
-            </w:tcMar>
-          </w:tcPr>
-          <w:p>
-            <w:pPr>
-              <w:pStyle w:val="Compact"/>
-              <w:wordWrap w:val="1"/>
+          <w:tcPr/>
+          <w:p>
+            <w:pPr>
+              <w:pStyle w:val="Compact"/>
             </w:pPr>
             <w:r>
               <w:t xml:space="preserve">고객 또는 외부 설계 결과물의 양산 이관</w:t>
@@ -1557,7 +1538,7 @@
         </w:trPr>
         <w:tc>
           <w:tcPr>
-            <w:tcW w:w="2460" w:type="dxa"/>
+            <w:tcW w:w="2228" w:type="dxa"/>
             <w:tcMar>
               <w:top w:w="60" w:type="dxa"/>
               <w:left w:w="120" w:type="dxa"/>
@@ -1578,7 +1559,7 @@
         </w:tc>
         <w:tc>
           <w:tcPr>
-            <w:tcW w:w="6328" w:type="dxa"/>
+            <w:tcW w:w="6560" w:type="dxa"/>
             <w:tcMar>
               <w:top w:w="60" w:type="dxa"/>
               <w:left w:w="120" w:type="dxa"/>
@@ -1600,9 +1581,7 @@
       </w:tr>
       <w:tr>
         <w:tc>
-          <w:tcPr>
-            <w:tcW w:w="2460" w:type="dxa"/>
-          </w:tcPr>
+          <w:tcPr/>
           <w:p>
             <w:pPr>
               <w:pStyle w:val="Compact"/>
@@ -1614,7 +1593,7 @@
         </w:tc>
         <w:tc>
           <w:tcPr>
-            <w:tcW w:w="6328" w:type="dxa"/>
+            <w:tcW w:w="6560" w:type="dxa"/>
             <w:tcMar>
               <w:top w:w="60" w:type="dxa"/>
               <w:left w:w="120" w:type="dxa"/>
@@ -1647,6 +1626,7 @@
         </w:tc>
         <w:tc>
           <w:tcPr>
+            <w:tcW w:w="6560" w:type="dxa"/>
             <w:tcMar>
               <w:top w:w="60" w:type="dxa"/>
               <w:left w:w="120" w:type="dxa"/>
@@ -1678,9 +1658,7 @@
           </w:p>
         </w:tc>
         <w:tc>
-          <w:tcPr>
-            <w:tcW w:w="6328" w:type="dxa"/>
-          </w:tcPr>
+          <w:tcPr/>
           <w:p>
             <w:pPr>
               <w:pStyle w:val="Compact"/>
@@ -1693,8 +1671,19 @@
       </w:tr>
       <w:tr>
         <w:tc>
-          <w:tcPr>
-            <w:tcW w:w="2460" w:type="dxa"/>
+          <w:tcPr/>
+          <w:p>
+            <w:pPr>
+              <w:pStyle w:val="Compact"/>
+            </w:pPr>
+            <w:r>
+              <w:t xml:space="preserve">SAE ARP4761</w:t>
+            </w:r>
+          </w:p>
+        </w:tc>
+        <w:tc>
+          <w:tcPr>
+            <w:tcW w:w="6560" w:type="dxa"/>
             <w:tcMar>
               <w:top w:w="60" w:type="dxa"/>
               <w:left w:w="120" w:type="dxa"/>
@@ -1708,17 +1697,6 @@
               <w:wordWrap w:val="1"/>
             </w:pPr>
             <w:r>
-              <w:t xml:space="preserve">SAE ARP4761</w:t>
-            </w:r>
-          </w:p>
-        </w:tc>
-        <w:tc>
-          <w:tcPr/>
-          <w:p>
-            <w:pPr>
-              <w:pStyle w:val="Compact"/>
-            </w:pPr>
-            <w:r>
               <w:t xml:space="preserve">안전성 평가 프로세스 및 방법론 지침</w:t>
             </w:r>
           </w:p>
@@ -1894,18 +1872,10 @@
       </w:tr>
       <w:tr>
         <w:tc>
-          <w:tcPr>
-            <w:tcMar>
-              <w:top w:w="60" w:type="dxa"/>
-              <w:left w:w="120" w:type="dxa"/>
-              <w:bottom w:w="60" w:type="dxa"/>
-              <w:right w:w="120" w:type="dxa"/>
-            </w:tcMar>
-          </w:tcPr>
-          <w:p>
-            <w:pPr>
-              <w:pStyle w:val="Compact"/>
-              <w:wordWrap w:val="1"/>
+          <w:tcPr/>
+          <w:p>
+            <w:pPr>
+              <w:pStyle w:val="Compact"/>
             </w:pPr>
             <w:r>
               <w:t xml:space="preserve">QP-706</w:t>
@@ -1913,18 +1883,10 @@
           </w:p>
         </w:tc>
         <w:tc>
-          <w:tcPr>
-            <w:tcMar>
-              <w:top w:w="60" w:type="dxa"/>
-              <w:left w:w="120" w:type="dxa"/>
-              <w:bottom w:w="60" w:type="dxa"/>
-              <w:right w:w="120" w:type="dxa"/>
-            </w:tcMar>
-          </w:tcPr>
-          <w:p>
-            <w:pPr>
-              <w:pStyle w:val="Compact"/>
-              <w:wordWrap w:val="1"/>
+          <w:tcPr/>
+          <w:p>
+            <w:pPr>
+              <w:pStyle w:val="Compact"/>
             </w:pPr>
             <w:r>
               <w:t xml:space="preserve">문서화된 정보 관리 절차서</w:t>
@@ -1968,7 +1930,7 @@
         </w:trPr>
         <w:tc>
           <w:tcPr>
-            <w:tcW w:w="2460" w:type="dxa"/>
+            <w:tcW w:w="3000" w:type="dxa"/>
             <w:tcMar>
               <w:top w:w="60" w:type="dxa"/>
               <w:left w:w="120" w:type="dxa"/>
@@ -1989,7 +1951,7 @@
         </w:tc>
         <w:tc>
           <w:tcPr>
-            <w:tcW w:w="6328" w:type="dxa"/>
+            <w:tcW w:w="5788" w:type="dxa"/>
             <w:tcMar>
               <w:top w:w="60" w:type="dxa"/>
               <w:left w:w="120" w:type="dxa"/>
@@ -2011,9 +1973,7 @@
       </w:tr>
       <w:tr>
         <w:tc>
-          <w:tcPr>
-            <w:tcW w:w="2460" w:type="dxa"/>
-          </w:tcPr>
+          <w:tcPr/>
           <w:p>
             <w:pPr>
               <w:pStyle w:val="Compact"/>
@@ -2025,7 +1985,7 @@
         </w:tc>
         <w:tc>
           <w:tcPr>
-            <w:tcW w:w="6328" w:type="dxa"/>
+            <w:tcW w:w="5788" w:type="dxa"/>
             <w:tcMar>
               <w:top w:w="60" w:type="dxa"/>
               <w:left w:w="120" w:type="dxa"/>
@@ -2058,6 +2018,7 @@
         </w:tc>
         <w:tc>
           <w:tcPr>
+            <w:tcW w:w="5788" w:type="dxa"/>
             <w:tcMar>
               <w:top w:w="60" w:type="dxa"/>
               <w:left w:w="120" w:type="dxa"/>
@@ -2089,9 +2050,7 @@
           </w:p>
         </w:tc>
         <w:tc>
-          <w:tcPr>
-            <w:tcW w:w="6328" w:type="dxa"/>
-          </w:tcPr>
+          <w:tcPr/>
           <w:p>
             <w:pPr>
               <w:pStyle w:val="Compact"/>
@@ -2104,8 +2063,19 @@
       </w:tr>
       <w:tr>
         <w:tc>
-          <w:tcPr>
-            <w:tcW w:w="2460" w:type="dxa"/>
+          <w:tcPr/>
+          <w:p>
+            <w:pPr>
+              <w:pStyle w:val="Compact"/>
+            </w:pPr>
+            <w:r>
+              <w:t xml:space="preserve">PPAP (Production Part Approval Process)</w:t>
+            </w:r>
+          </w:p>
+        </w:tc>
+        <w:tc>
+          <w:tcPr>
+            <w:tcW w:w="5788" w:type="dxa"/>
             <w:tcMar>
               <w:top w:w="60" w:type="dxa"/>
               <w:left w:w="120" w:type="dxa"/>
@@ -2119,17 +2089,6 @@
               <w:wordWrap w:val="1"/>
             </w:pPr>
             <w:r>
-              <w:t xml:space="preserve">PPAP (Production Part Approval Process)</w:t>
-            </w:r>
-          </w:p>
-        </w:tc>
-        <w:tc>
-          <w:tcPr/>
-          <w:p>
-            <w:pPr>
-              <w:pStyle w:val="Compact"/>
-            </w:pPr>
-            <w:r>
               <w:t xml:space="preserve">생산부품승인절차 — 공급자가 고객 요구사항을 충족하는 부품을 일관되게 생산할 수 있음을 입증하는 절차</w:t>
             </w:r>
           </w:p>
@@ -2299,18 +2258,10 @@
       </w:tr>
       <w:tr>
         <w:tc>
-          <w:tcPr>
-            <w:tcMar>
-              <w:top w:w="60" w:type="dxa"/>
-              <w:left w:w="120" w:type="dxa"/>
-              <w:bottom w:w="60" w:type="dxa"/>
-              <w:right w:w="120" w:type="dxa"/>
-            </w:tcMar>
-          </w:tcPr>
-          <w:p>
-            <w:pPr>
-              <w:pStyle w:val="Compact"/>
-              <w:wordWrap w:val="1"/>
+          <w:tcPr/>
+          <w:p>
+            <w:pPr>
+              <w:pStyle w:val="Compact"/>
             </w:pPr>
             <w:r>
               <w:t xml:space="preserve">설계 출력 (Design Output)</w:t>
@@ -2318,18 +2269,10 @@
           </w:p>
         </w:tc>
         <w:tc>
-          <w:tcPr>
-            <w:tcMar>
-              <w:top w:w="60" w:type="dxa"/>
-              <w:left w:w="120" w:type="dxa"/>
-              <w:bottom w:w="60" w:type="dxa"/>
-              <w:right w:w="120" w:type="dxa"/>
-            </w:tcMar>
-          </w:tcPr>
-          <w:p>
-            <w:pPr>
-              <w:pStyle w:val="Compact"/>
-              <w:wordWrap w:val="1"/>
+          <w:tcPr/>
+          <w:p>
+            <w:pPr>
+              <w:pStyle w:val="Compact"/>
             </w:pPr>
             <w:r>
               <w:t xml:space="preserve">설계/개발 프로세스의 결과물 (도면, BOM, 사양서, 시험 계획, KC 목록, FMEA 등)</w:t>
@@ -2350,18 +2293,10 @@
           </w:p>
         </w:tc>
         <w:tc>
-          <w:tcPr>
-            <w:tcMar>
-              <w:top w:w="60" w:type="dxa"/>
-              <w:left w:w="120" w:type="dxa"/>
-              <w:bottom w:w="60" w:type="dxa"/>
-              <w:right w:w="120" w:type="dxa"/>
-            </w:tcMar>
-          </w:tcPr>
-          <w:p>
-            <w:pPr>
-              <w:pStyle w:val="Compact"/>
-              <w:wordWrap w:val="1"/>
+          <w:tcPr/>
+          <w:p>
+            <w:pPr>
+              <w:pStyle w:val="Compact"/>
             </w:pPr>
             <w:r>
               <w:t xml:space="preserve">설계 변경 요청서</w:t>
@@ -2382,18 +2317,10 @@
           </w:p>
         </w:tc>
         <w:tc>
-          <w:tcPr>
-            <w:tcMar>
-              <w:top w:w="60" w:type="dxa"/>
-              <w:left w:w="120" w:type="dxa"/>
-              <w:bottom w:w="60" w:type="dxa"/>
-              <w:right w:w="120" w:type="dxa"/>
-            </w:tcMar>
-          </w:tcPr>
-          <w:p>
-            <w:pPr>
-              <w:pStyle w:val="Compact"/>
-              <w:wordWrap w:val="1"/>
+          <w:tcPr/>
+          <w:p>
+            <w:pPr>
+              <w:pStyle w:val="Compact"/>
             </w:pPr>
             <w:r>
               <w:t xml:space="preserve">설계 변경 통보서</w:t>
@@ -2475,18 +2402,10 @@
       </w:tr>
       <w:tr>
         <w:tc>
-          <w:tcPr>
-            <w:tcMar>
-              <w:top w:w="60" w:type="dxa"/>
-              <w:left w:w="120" w:type="dxa"/>
-              <w:bottom w:w="60" w:type="dxa"/>
-              <w:right w:w="120" w:type="dxa"/>
-            </w:tcMar>
-          </w:tcPr>
-          <w:p>
-            <w:pPr>
-              <w:pStyle w:val="Compact"/>
-              <w:wordWrap w:val="1"/>
+          <w:tcPr/>
+          <w:p>
+            <w:pPr>
+              <w:pStyle w:val="Compact"/>
             </w:pPr>
             <w:r>
               <w:t xml:space="preserve">CDR (Critical Design Review)</w:t>
@@ -2494,18 +2413,10 @@
           </w:p>
         </w:tc>
         <w:tc>
-          <w:tcPr>
-            <w:tcMar>
-              <w:top w:w="60" w:type="dxa"/>
-              <w:left w:w="120" w:type="dxa"/>
-              <w:bottom w:w="60" w:type="dxa"/>
-              <w:right w:w="120" w:type="dxa"/>
-            </w:tcMar>
-          </w:tcPr>
-          <w:p>
-            <w:pPr>
-              <w:pStyle w:val="Compact"/>
-              <w:wordWrap w:val="1"/>
+          <w:tcPr/>
+          <w:p>
+            <w:pPr>
+              <w:pStyle w:val="Compact"/>
             </w:pPr>
             <w:r>
               <w:t xml:space="preserve">상세(치명)설계검토</w:t>
@@ -2558,7 +2469,7 @@
         </w:trPr>
         <w:tc>
           <w:tcPr>
-            <w:tcW w:w="2460" w:type="dxa"/>
+            <w:tcW w:w="3000" w:type="dxa"/>
             <w:tcMar>
               <w:top w:w="60" w:type="dxa"/>
               <w:left w:w="120" w:type="dxa"/>
@@ -2579,7 +2490,7 @@
         </w:tc>
         <w:tc>
           <w:tcPr>
-            <w:tcW w:w="6328" w:type="dxa"/>
+            <w:tcW w:w="5788" w:type="dxa"/>
             <w:tcMar>
               <w:top w:w="60" w:type="dxa"/>
               <w:left w:w="120" w:type="dxa"/>
@@ -2601,9 +2512,7 @@
       </w:tr>
       <w:tr>
         <w:tc>
-          <w:tcPr>
-            <w:tcW w:w="2460" w:type="dxa"/>
-          </w:tcPr>
+          <w:tcPr/>
           <w:p>
             <w:pPr>
               <w:pStyle w:val="Compact"/>
@@ -2619,7 +2528,7 @@
         </w:tc>
         <w:tc>
           <w:tcPr>
-            <w:tcW w:w="6328" w:type="dxa"/>
+            <w:tcW w:w="5788" w:type="dxa"/>
             <w:tcMar>
               <w:top w:w="60" w:type="dxa"/>
               <w:left w:w="120" w:type="dxa"/>
@@ -2656,7 +2565,7 @@
         </w:tc>
         <w:tc>
           <w:tcPr>
-            <w:tcW w:w="6328" w:type="dxa"/>
+            <w:tcW w:w="5788" w:type="dxa"/>
             <w:tcMar>
               <w:top w:w="60" w:type="dxa"/>
               <w:left w:w="120" w:type="dxa"/>
@@ -2721,7 +2630,7 @@
         </w:tc>
         <w:tc>
           <w:tcPr>
-            <w:tcW w:w="6328" w:type="dxa"/>
+            <w:tcW w:w="5788" w:type="dxa"/>
             <w:tcMar>
               <w:top w:w="60" w:type="dxa"/>
               <w:left w:w="120" w:type="dxa"/>
@@ -2757,103 +2666,6 @@
           </w:p>
         </w:tc>
         <w:tc>
-          <w:tcPr/>
-          <w:p>
-            <w:pPr>
-              <w:pStyle w:val="Compact"/>
-            </w:pPr>
-            <w:r>
-              <w:t xml:space="preserve">CFT 참여; 금형/지그/치구 설계 및 제작; 시작품 금형 검토; 금형 형상관리 연계</w:t>
-            </w:r>
-          </w:p>
-        </w:tc>
-      </w:tr>
-      <w:tr>
-        <w:tc>
-          <w:tcPr/>
-          <w:p>
-            <w:pPr>
-              <w:pStyle w:val="Compact"/>
-            </w:pPr>
-            <w:r>
-              <w:rPr>
-                <w:b/>
-                <w:bCs/>
-              </w:rPr>
-              <w:t xml:space="preserve">구매팀장 (PUR)</w:t>
-            </w:r>
-          </w:p>
-        </w:tc>
-        <w:tc>
-          <w:tcPr/>
-          <w:p>
-            <w:pPr>
-              <w:pStyle w:val="Compact"/>
-            </w:pPr>
-            <w:r>
-              <w:t xml:space="preserve">CFT 참여; 설계 입력 시 부품/소재 가용성 검토; 신규 부품 공급업체 평가 지원</w:t>
-            </w:r>
-          </w:p>
-        </w:tc>
-      </w:tr>
-      <w:tr>
-        <w:tc>
-          <w:tcPr/>
-          <w:p>
-            <w:pPr>
-              <w:pStyle w:val="Compact"/>
-            </w:pPr>
-            <w:r>
-              <w:rPr>
-                <w:b/>
-                <w:bCs/>
-              </w:rPr>
-              <w:t xml:space="preserve">생산계획팀장 (KHSX)</w:t>
-            </w:r>
-          </w:p>
-        </w:tc>
-        <w:tc>
-          <w:tcPr/>
-          <w:p>
-            <w:pPr>
-              <w:pStyle w:val="Compact"/>
-            </w:pPr>
-            <w:r>
-              <w:t xml:space="preserve">CFT 참여; 개발 일정과 양산 계획 연계; 시작품/양산 전환 일정 수립</w:t>
-            </w:r>
-          </w:p>
-        </w:tc>
-      </w:tr>
-      <w:tr>
-        <w:tc>
-          <w:tcPr/>
-          <w:p>
-            <w:pPr>
-              <w:pStyle w:val="Compact"/>
-            </w:pPr>
-            <w:r>
-              <w:rPr>
-                <w:b/>
-                <w:bCs/>
-              </w:rPr>
-              <w:t xml:space="preserve">영업팀장 (Kinh doanh)</w:t>
-            </w:r>
-          </w:p>
-        </w:tc>
-        <w:tc>
-          <w:tcPr/>
-          <w:p>
-            <w:pPr>
-              <w:pStyle w:val="Compact"/>
-            </w:pPr>
-            <w:r>
-              <w:t xml:space="preserve">고객 요구사항 전달; 고객 승인 요구사항 확인; 설계 변경 시 고객 커뮤니케이션</w:t>
-            </w:r>
-          </w:p>
-        </w:tc>
-      </w:tr>
-      <w:tr>
-        <w:tc>
           <w:tcPr>
             <w:tcMar>
               <w:top w:w="60" w:type="dxa"/>
@@ -2868,11 +2680,24 @@
               <w:wordWrap w:val="1"/>
             </w:pPr>
             <w:r>
+              <w:t xml:space="preserve">CFT 참여; 금형/지그/치구 설계 및 제작; 시작품 금형 검토; 금형 형상관리 연계</w:t>
+            </w:r>
+          </w:p>
+        </w:tc>
+      </w:tr>
+      <w:tr>
+        <w:tc>
+          <w:tcPr/>
+          <w:p>
+            <w:pPr>
+              <w:pStyle w:val="Compact"/>
+            </w:pPr>
+            <w:r>
               <w:rPr>
                 <w:b/>
                 <w:bCs/>
               </w:rPr>
-              <w:t xml:space="preserve">인사팀 (HR_GA)</w:t>
+              <w:t xml:space="preserve">구매팀장 (PUR)</w:t>
             </w:r>
           </w:p>
         </w:tc>
@@ -2889,6 +2714,90 @@
             <w:pPr>
               <w:pStyle w:val="Compact"/>
               <w:wordWrap w:val="1"/>
+            </w:pPr>
+            <w:r>
+              <w:t xml:space="preserve">CFT 참여; 설계 입력 시 부품/소재 가용성 검토; 신규 부품 공급업체 평가 지원</w:t>
+            </w:r>
+          </w:p>
+        </w:tc>
+      </w:tr>
+      <w:tr>
+        <w:tc>
+          <w:tcPr/>
+          <w:p>
+            <w:pPr>
+              <w:pStyle w:val="Compact"/>
+            </w:pPr>
+            <w:r>
+              <w:rPr>
+                <w:b/>
+                <w:bCs/>
+              </w:rPr>
+              <w:t xml:space="preserve">생산계획팀장 (KHSX)</w:t>
+            </w:r>
+          </w:p>
+        </w:tc>
+        <w:tc>
+          <w:tcPr/>
+          <w:p>
+            <w:pPr>
+              <w:pStyle w:val="Compact"/>
+            </w:pPr>
+            <w:r>
+              <w:t xml:space="preserve">CFT 참여; 개발 일정과 양산 계획 연계; 시작품/양산 전환 일정 수립</w:t>
+            </w:r>
+          </w:p>
+        </w:tc>
+      </w:tr>
+      <w:tr>
+        <w:tc>
+          <w:tcPr/>
+          <w:p>
+            <w:pPr>
+              <w:pStyle w:val="Compact"/>
+            </w:pPr>
+            <w:r>
+              <w:rPr>
+                <w:b/>
+                <w:bCs/>
+              </w:rPr>
+              <w:t xml:space="preserve">영업팀장 (Kinh doanh)</w:t>
+            </w:r>
+          </w:p>
+        </w:tc>
+        <w:tc>
+          <w:tcPr/>
+          <w:p>
+            <w:pPr>
+              <w:pStyle w:val="Compact"/>
+            </w:pPr>
+            <w:r>
+              <w:t xml:space="preserve">고객 요구사항 전달; 고객 승인 요구사항 확인; 설계 변경 시 고객 커뮤니케이션</w:t>
+            </w:r>
+          </w:p>
+        </w:tc>
+      </w:tr>
+      <w:tr>
+        <w:tc>
+          <w:tcPr/>
+          <w:p>
+            <w:pPr>
+              <w:pStyle w:val="Compact"/>
+            </w:pPr>
+            <w:r>
+              <w:rPr>
+                <w:b/>
+                <w:bCs/>
+              </w:rPr>
+              <w:t xml:space="preserve">인사팀 (HR_GA)</w:t>
+            </w:r>
+          </w:p>
+        </w:tc>
+        <w:tc>
+          <w:tcPr/>
+          <w:p>
+            <w:pPr>
+              <w:pStyle w:val="Compact"/>
             </w:pPr>
             <w:r>
               <w:t xml:space="preserve">설계/개발 인력의 역량 관리; 교육훈련 지원</w:t>
@@ -4147,716 +4056,1076 @@
         <w:t xml:space="preserve">설계/개발 프로세스는 APQP 5단계를 참조하여 다음과 같이 구성하며, 각 단계 완료 시 게이트 검토를 수행한다.</w:t>
       </w:r>
     </w:p>
-    <w:p>
-      <w:pPr>
-        <w:pStyle w:val="SourceCode"/>
-      </w:pPr>
-      <w:r>
-        <w:rPr>
-          <w:rStyle w:val="VerbatimChar"/>
-        </w:rPr>
-        <w:t xml:space="preserve">┌─────────────────────────────────────────────────────────────────────┐</w:t>
-      </w:r>
-      <w:r>
-        <w:br/>
-      </w:r>
-      <w:r>
-        <w:rPr>
-          <w:rStyle w:val="VerbatimChar"/>
-        </w:rPr>
-        <w:t xml:space="preserve">│             설계/개발 프로세스 흐름도 (Design &amp; Development)            │</w:t>
-      </w:r>
-      <w:r>
-        <w:br/>
-      </w:r>
-      <w:r>
-        <w:rPr>
-          <w:rStyle w:val="VerbatimChar"/>
-        </w:rPr>
-        <w:t xml:space="preserve">│             Design and Development Process Flow                      │</w:t>
-      </w:r>
-      <w:r>
-        <w:br/>
-      </w:r>
-      <w:r>
-        <w:rPr>
-          <w:rStyle w:val="VerbatimChar"/>
-        </w:rPr>
-        <w:t xml:space="preserve">└─────────────────────────────────────────────────────────────────────┘</w:t>
-      </w:r>
-      <w:r>
-        <w:br/>
-      </w:r>
-      <w:r>
-        <w:br/>
-      </w:r>
-      <w:r>
-        <w:rPr>
-          <w:rStyle w:val="VerbatimChar"/>
-        </w:rPr>
-        <w:t xml:space="preserve">  고객 요구사항 / 신제품 기획</w:t>
-      </w:r>
-      <w:r>
-        <w:br/>
-      </w:r>
-      <w:r>
-        <w:rPr>
-          <w:rStyle w:val="VerbatimChar"/>
-        </w:rPr>
-        <w:t xml:space="preserve">     │</w:t>
-      </w:r>
-      <w:r>
-        <w:br/>
-      </w:r>
-      <w:r>
-        <w:rPr>
-          <w:rStyle w:val="VerbatimChar"/>
-        </w:rPr>
-        <w:t xml:space="preserve">     ▼</w:t>
-      </w:r>
-      <w:r>
-        <w:br/>
-      </w:r>
-      <w:r>
-        <w:rPr>
-          <w:rStyle w:val="VerbatimChar"/>
-        </w:rPr>
-        <w:t xml:space="preserve">  ┌──────────────────────────────────────────┐</w:t>
-      </w:r>
-      <w:r>
-        <w:br/>
-      </w:r>
-      <w:r>
-        <w:rPr>
-          <w:rStyle w:val="VerbatimChar"/>
-        </w:rPr>
-        <w:t xml:space="preserve">  │  Phase 0: 타당성 검토 (Feasibility)       │</w:t>
-      </w:r>
-      <w:r>
-        <w:br/>
-      </w:r>
-      <w:r>
-        <w:rPr>
-          <w:rStyle w:val="VerbatimChar"/>
-        </w:rPr>
-        <w:t xml:space="preserve">  │  · 계약 검토 (QP-806)                    │</w:t>
-      </w:r>
-      <w:r>
-        <w:br/>
-      </w:r>
-      <w:r>
-        <w:rPr>
-          <w:rStyle w:val="VerbatimChar"/>
-        </w:rPr>
-        <w:t xml:space="preserve">  │  · 기술 타당성 / 제조 가능성 평가          │</w:t>
-      </w:r>
-      <w:r>
-        <w:br/>
-      </w:r>
-      <w:r>
-        <w:rPr>
-          <w:rStyle w:val="VerbatimChar"/>
-        </w:rPr>
-        <w:t xml:space="preserve">  │  · 리스크 예비 분석                       │</w:t>
-      </w:r>
-      <w:r>
-        <w:br/>
-      </w:r>
-      <w:r>
-        <w:rPr>
-          <w:rStyle w:val="VerbatimChar"/>
-        </w:rPr>
-        <w:t xml:space="preserve">  │  · Go/No-Go 의사결정                     │</w:t>
-      </w:r>
-      <w:r>
-        <w:br/>
-      </w:r>
-      <w:r>
-        <w:rPr>
-          <w:rStyle w:val="VerbatimChar"/>
-        </w:rPr>
-        <w:t xml:space="preserve">  └──────────────────────────────────────────┘</w:t>
-      </w:r>
-      <w:r>
-        <w:br/>
-      </w:r>
-      <w:r>
-        <w:rPr>
-          <w:rStyle w:val="VerbatimChar"/>
-        </w:rPr>
-        <w:t xml:space="preserve">     │</w:t>
-      </w:r>
-      <w:r>
-        <w:br/>
-      </w:r>
-      <w:r>
-        <w:rPr>
-          <w:rStyle w:val="VerbatimChar"/>
-        </w:rPr>
-        <w:t xml:space="preserve">     ▼  ◆ Gate 0: 프로젝트 착수 승인</w:t>
-      </w:r>
-      <w:r>
-        <w:br/>
-      </w:r>
-      <w:r>
-        <w:rPr>
-          <w:rStyle w:val="VerbatimChar"/>
-        </w:rPr>
-        <w:t xml:space="preserve">     │</w:t>
-      </w:r>
-      <w:r>
-        <w:br/>
-      </w:r>
-      <w:r>
-        <w:rPr>
-          <w:rStyle w:val="VerbatimChar"/>
-        </w:rPr>
-        <w:t xml:space="preserve">  ┌──────────────────────────────────────────┐</w:t>
-      </w:r>
-      <w:r>
-        <w:br/>
-      </w:r>
-      <w:r>
-        <w:rPr>
-          <w:rStyle w:val="VerbatimChar"/>
-        </w:rPr>
-        <w:t xml:space="preserve">  │  Phase 1: 기획 (Planning) — APQP 1단계   │</w:t>
-      </w:r>
-      <w:r>
-        <w:br/>
-      </w:r>
-      <w:r>
-        <w:rPr>
-          <w:rStyle w:val="VerbatimChar"/>
-        </w:rPr>
-        <w:t xml:space="preserve">  │  · CFT 구성 및 킥오프                     │</w:t>
-      </w:r>
-      <w:r>
-        <w:br/>
-      </w:r>
-      <w:r>
-        <w:rPr>
-          <w:rStyle w:val="VerbatimChar"/>
-        </w:rPr>
-        <w:t xml:space="preserve">  │  · 설계 입력 정의 (§7)                    │</w:t>
-      </w:r>
-      <w:r>
-        <w:br/>
-      </w:r>
-      <w:r>
-        <w:rPr>
-          <w:rStyle w:val="VerbatimChar"/>
-        </w:rPr>
-        <w:t xml:space="preserve">  │  · 프로젝트 일정/WBS 수립                 │</w:t>
-      </w:r>
-      <w:r>
-        <w:br/>
-      </w:r>
-      <w:r>
-        <w:rPr>
-          <w:rStyle w:val="VerbatimChar"/>
-        </w:rPr>
-        <w:t xml:space="preserve">  │  · 핵심특성(KC) 초기 식별                 │</w:t>
-      </w:r>
-      <w:r>
-        <w:br/>
-      </w:r>
-      <w:r>
-        <w:rPr>
-          <w:rStyle w:val="VerbatimChar"/>
-        </w:rPr>
-        <w:t xml:space="preserve">  │  · DFMEA 초기 작성                        │</w:t>
-      </w:r>
-      <w:r>
-        <w:br/>
-      </w:r>
-      <w:r>
-        <w:rPr>
-          <w:rStyle w:val="VerbatimChar"/>
-        </w:rPr>
-        <w:t xml:space="preserve">  │  · DVP&amp;R 계획 수립                        │</w:t>
-      </w:r>
-      <w:r>
-        <w:br/>
-      </w:r>
-      <w:r>
-        <w:rPr>
-          <w:rStyle w:val="VerbatimChar"/>
-        </w:rPr>
-        <w:t xml:space="preserve">  └──────────────────────────────────────────┘</w:t>
-      </w:r>
-      <w:r>
-        <w:br/>
-      </w:r>
-      <w:r>
-        <w:rPr>
-          <w:rStyle w:val="VerbatimChar"/>
-        </w:rPr>
-        <w:t xml:space="preserve">     │</w:t>
-      </w:r>
-      <w:r>
-        <w:br/>
-      </w:r>
-      <w:r>
-        <w:rPr>
-          <w:rStyle w:val="VerbatimChar"/>
-        </w:rPr>
-        <w:t xml:space="preserve">     ▼  ◆ Gate 1: 기획 완료 검토 (Planning Review)</w:t>
-      </w:r>
-      <w:r>
-        <w:br/>
-      </w:r>
-      <w:r>
-        <w:rPr>
-          <w:rStyle w:val="VerbatimChar"/>
-        </w:rPr>
-        <w:t xml:space="preserve">     │</w:t>
-      </w:r>
-      <w:r>
-        <w:br/>
-      </w:r>
-      <w:r>
-        <w:rPr>
-          <w:rStyle w:val="VerbatimChar"/>
-        </w:rPr>
-        <w:t xml:space="preserve">  ┌──────────────────────────────────────────┐</w:t>
-      </w:r>
-      <w:r>
-        <w:br/>
-      </w:r>
-      <w:r>
-        <w:rPr>
-          <w:rStyle w:val="VerbatimChar"/>
-        </w:rPr>
-        <w:t xml:space="preserve">  │  Phase 2: 설계/개발 실행 — APQP 2~3단계  │</w:t>
-      </w:r>
-      <w:r>
-        <w:br/>
-      </w:r>
-      <w:r>
-        <w:rPr>
-          <w:rStyle w:val="VerbatimChar"/>
-        </w:rPr>
-        <w:t xml:space="preserve">  │  · 개념 설계 → 상세 설계                  │</w:t>
-      </w:r>
-      <w:r>
-        <w:br/>
-      </w:r>
-      <w:r>
-        <w:rPr>
-          <w:rStyle w:val="VerbatimChar"/>
-        </w:rPr>
-        <w:t xml:space="preserve">  │  · DR-1: 개념설계 검토 (Concept DR)       │</w:t>
-      </w:r>
-      <w:r>
-        <w:br/>
-      </w:r>
-      <w:r>
-        <w:rPr>
-          <w:rStyle w:val="VerbatimChar"/>
-        </w:rPr>
-        <w:t xml:space="preserve">  │  · PDR: 예비설계검토                      │</w:t>
-      </w:r>
-      <w:r>
-        <w:br/>
-      </w:r>
-      <w:r>
-        <w:rPr>
-          <w:rStyle w:val="VerbatimChar"/>
-        </w:rPr>
-        <w:t xml:space="preserve">  │  · CDR: 상세설계검토                      │</w:t>
-      </w:r>
-      <w:r>
-        <w:br/>
-      </w:r>
-      <w:r>
-        <w:rPr>
-          <w:rStyle w:val="VerbatimChar"/>
-        </w:rPr>
-        <w:t xml:space="preserve">  │  · 도면/BOM/사양서 작성                   │</w:t>
-      </w:r>
-      <w:r>
-        <w:br/>
-      </w:r>
-      <w:r>
-        <w:rPr>
-          <w:rStyle w:val="VerbatimChar"/>
-        </w:rPr>
-        <w:t xml:space="preserve">  │  · DFMEA 완료, PFMEA 착수                │</w:t>
-      </w:r>
-      <w:r>
-        <w:br/>
-      </w:r>
-      <w:r>
-        <w:rPr>
-          <w:rStyle w:val="VerbatimChar"/>
-        </w:rPr>
-        <w:t xml:space="preserve">  │  · DVP&amp;R 상세화                           │</w:t>
-      </w:r>
-      <w:r>
-        <w:br/>
-      </w:r>
-      <w:r>
-        <w:rPr>
-          <w:rStyle w:val="VerbatimChar"/>
-        </w:rPr>
-        <w:t xml:space="preserve">  └──────────────────────────────────────────┘</w:t>
-      </w:r>
-      <w:r>
-        <w:br/>
-      </w:r>
-      <w:r>
-        <w:rPr>
-          <w:rStyle w:val="VerbatimChar"/>
-        </w:rPr>
-        <w:t xml:space="preserve">     │</w:t>
-      </w:r>
-      <w:r>
-        <w:br/>
-      </w:r>
-      <w:r>
-        <w:rPr>
-          <w:rStyle w:val="VerbatimChar"/>
-        </w:rPr>
-        <w:t xml:space="preserve">     ▼  ◆ Gate 2: 설계 동결 (Design Freeze)</w:t>
-      </w:r>
-      <w:r>
-        <w:br/>
-      </w:r>
-      <w:r>
-        <w:rPr>
-          <w:rStyle w:val="VerbatimChar"/>
-        </w:rPr>
-        <w:t xml:space="preserve">     │</w:t>
-      </w:r>
-      <w:r>
-        <w:br/>
-      </w:r>
-      <w:r>
-        <w:rPr>
-          <w:rStyle w:val="VerbatimChar"/>
-        </w:rPr>
-        <w:t xml:space="preserve">  ┌──────────────────────────────────────────┐</w:t>
-      </w:r>
-      <w:r>
-        <w:br/>
-      </w:r>
-      <w:r>
-        <w:rPr>
-          <w:rStyle w:val="VerbatimChar"/>
-        </w:rPr>
-        <w:t xml:space="preserve">  │  Phase 3: 설계 검증 (Verification)        │</w:t>
-      </w:r>
-      <w:r>
-        <w:br/>
-      </w:r>
-      <w:r>
-        <w:rPr>
-          <w:rStyle w:val="VerbatimChar"/>
-        </w:rPr>
-        <w:t xml:space="preserve">  │  · 시작품(Prototype) 제작                 │</w:t>
-      </w:r>
-      <w:r>
-        <w:br/>
-      </w:r>
-      <w:r>
-        <w:rPr>
-          <w:rStyle w:val="VerbatimChar"/>
-        </w:rPr>
-        <w:t xml:space="preserve">  │  · DVP&amp;R 실행 — 설계 검증 시험            │</w:t>
-      </w:r>
-      <w:r>
-        <w:br/>
-      </w:r>
-      <w:r>
-        <w:rPr>
-          <w:rStyle w:val="VerbatimChar"/>
-        </w:rPr>
-        <w:t xml:space="preserve">  │  · 해석/시뮬레이션 결과 확인              │</w:t>
-      </w:r>
-      <w:r>
-        <w:br/>
-      </w:r>
-      <w:r>
-        <w:rPr>
-          <w:rStyle w:val="VerbatimChar"/>
-        </w:rPr>
-        <w:t xml:space="preserve">  │  · 핵심특성 검증                          │</w:t>
-      </w:r>
-      <w:r>
-        <w:br/>
-      </w:r>
-      <w:r>
-        <w:rPr>
-          <w:rStyle w:val="VerbatimChar"/>
-        </w:rPr>
-        <w:t xml:space="preserve">  │  · 설계 검증 결과 기록                    │</w:t>
-      </w:r>
-      <w:r>
-        <w:br/>
-      </w:r>
-      <w:r>
-        <w:rPr>
-          <w:rStyle w:val="VerbatimChar"/>
-        </w:rPr>
-        <w:t xml:space="preserve">  └──────────────────────────────────────────┘</w:t>
-      </w:r>
-      <w:r>
-        <w:br/>
-      </w:r>
-      <w:r>
-        <w:rPr>
-          <w:rStyle w:val="VerbatimChar"/>
-        </w:rPr>
-        <w:t xml:space="preserve">     │</w:t>
-      </w:r>
-      <w:r>
-        <w:br/>
-      </w:r>
-      <w:r>
-        <w:rPr>
-          <w:rStyle w:val="VerbatimChar"/>
-        </w:rPr>
-        <w:t xml:space="preserve">     ▼  ◆ Gate 3: 설계 검증 완료 (DV Complete)</w:t>
-      </w:r>
-      <w:r>
-        <w:br/>
-      </w:r>
-      <w:r>
-        <w:rPr>
-          <w:rStyle w:val="VerbatimChar"/>
-        </w:rPr>
-        <w:t xml:space="preserve">     │</w:t>
-      </w:r>
-      <w:r>
-        <w:br/>
-      </w:r>
-      <w:r>
-        <w:rPr>
-          <w:rStyle w:val="VerbatimChar"/>
-        </w:rPr>
-        <w:t xml:space="preserve">  ┌──────────────────────────────────────────┐</w:t>
-      </w:r>
-      <w:r>
-        <w:br/>
-      </w:r>
-      <w:r>
-        <w:rPr>
-          <w:rStyle w:val="VerbatimChar"/>
-        </w:rPr>
-        <w:t xml:space="preserve">  │  Phase 4: 설계 확인 (Validation)          │</w:t>
-      </w:r>
-      <w:r>
-        <w:br/>
-      </w:r>
-      <w:r>
-        <w:rPr>
-          <w:rStyle w:val="VerbatimChar"/>
-        </w:rPr>
-        <w:t xml:space="preserve">  │  · 양산 조건 시험 (사용 환경 모사)         │</w:t>
-      </w:r>
-      <w:r>
-        <w:br/>
-      </w:r>
-      <w:r>
-        <w:rPr>
-          <w:rStyle w:val="VerbatimChar"/>
-        </w:rPr>
-        <w:t xml:space="preserve">  │  · 고객 요구사항 충족 확인                │</w:t>
-      </w:r>
-      <w:r>
-        <w:br/>
-      </w:r>
-      <w:r>
-        <w:rPr>
-          <w:rStyle w:val="VerbatimChar"/>
-        </w:rPr>
-        <w:t xml:space="preserve">  │  · 규제/인증 요구사항 적합성 확인         │</w:t>
-      </w:r>
-      <w:r>
-        <w:br/>
-      </w:r>
-      <w:r>
-        <w:rPr>
-          <w:rStyle w:val="VerbatimChar"/>
-        </w:rPr>
-        <w:t xml:space="preserve">  │  · 고객 승인 (해당 시)                    │</w:t>
-      </w:r>
-      <w:r>
-        <w:br/>
-      </w:r>
-      <w:r>
-        <w:rPr>
-          <w:rStyle w:val="VerbatimChar"/>
-        </w:rPr>
-        <w:t xml:space="preserve">  │  · DVP&amp;R 완료                             │</w:t>
-      </w:r>
-      <w:r>
-        <w:br/>
-      </w:r>
-      <w:r>
-        <w:rPr>
-          <w:rStyle w:val="VerbatimChar"/>
-        </w:rPr>
-        <w:t xml:space="preserve">  └──────────────────────────────────────────┘</w:t>
-      </w:r>
-      <w:r>
-        <w:br/>
-      </w:r>
-      <w:r>
-        <w:rPr>
-          <w:rStyle w:val="VerbatimChar"/>
-        </w:rPr>
-        <w:t xml:space="preserve">     │</w:t>
-      </w:r>
-      <w:r>
-        <w:br/>
-      </w:r>
-      <w:r>
-        <w:rPr>
-          <w:rStyle w:val="VerbatimChar"/>
-        </w:rPr>
-        <w:t xml:space="preserve">     ▼  ◆ Gate 4: 설계 확인 완료 (Validation Complete)</w:t>
-      </w:r>
-      <w:r>
-        <w:br/>
-      </w:r>
-      <w:r>
-        <w:rPr>
-          <w:rStyle w:val="VerbatimChar"/>
-        </w:rPr>
-        <w:t xml:space="preserve">     │</w:t>
-      </w:r>
-      <w:r>
-        <w:br/>
-      </w:r>
-      <w:r>
-        <w:rPr>
-          <w:rStyle w:val="VerbatimChar"/>
-        </w:rPr>
-        <w:t xml:space="preserve">  ┌──────────────────────────────────────────┐</w:t>
-      </w:r>
-      <w:r>
-        <w:br/>
-      </w:r>
-      <w:r>
-        <w:rPr>
-          <w:rStyle w:val="VerbatimChar"/>
-        </w:rPr>
-        <w:t xml:space="preserve">  │  Phase 5: 양산 이관 — APQP 4~5단계       │</w:t>
-      </w:r>
-      <w:r>
-        <w:br/>
-      </w:r>
-      <w:r>
-        <w:rPr>
-          <w:rStyle w:val="VerbatimChar"/>
-        </w:rPr>
-        <w:t xml:space="preserve">  │  · PPAP 제출 (해당 시)                    │</w:t>
-      </w:r>
-      <w:r>
-        <w:br/>
-      </w:r>
-      <w:r>
-        <w:rPr>
-          <w:rStyle w:val="VerbatimChar"/>
-        </w:rPr>
-        <w:t xml:space="preserve">  │  · FAI 수행 (AS9102)                     │</w:t>
-      </w:r>
-      <w:r>
-        <w:br/>
-      </w:r>
-      <w:r>
-        <w:rPr>
-          <w:rStyle w:val="VerbatimChar"/>
-        </w:rPr>
-        <w:t xml:space="preserve">  │  · 양산 전환 승인                         │</w:t>
-      </w:r>
-      <w:r>
-        <w:br/>
-      </w:r>
-      <w:r>
-        <w:rPr>
-          <w:rStyle w:val="VerbatimChar"/>
-        </w:rPr>
-        <w:t xml:space="preserve">  │  · 초기 양산 모니터링                     │</w:t>
-      </w:r>
-      <w:r>
-        <w:br/>
-      </w:r>
-      <w:r>
-        <w:rPr>
-          <w:rStyle w:val="VerbatimChar"/>
-        </w:rPr>
-        <w:t xml:space="preserve">  │  · 설계 기록 이관 및 보존                 │</w:t>
-      </w:r>
-      <w:r>
-        <w:br/>
-      </w:r>
-      <w:r>
-        <w:rPr>
-          <w:rStyle w:val="VerbatimChar"/>
-        </w:rPr>
-        <w:t xml:space="preserve">  └──────────────────────────────────────────┘</w:t>
-      </w:r>
-      <w:r>
-        <w:br/>
-      </w:r>
-      <w:r>
-        <w:rPr>
-          <w:rStyle w:val="VerbatimChar"/>
-        </w:rPr>
-        <w:t xml:space="preserve">     │</w:t>
-      </w:r>
-      <w:r>
-        <w:br/>
-      </w:r>
-      <w:r>
-        <w:rPr>
-          <w:rStyle w:val="VerbatimChar"/>
-        </w:rPr>
-        <w:t xml:space="preserve">     ▼  ◆ Gate 5: 양산 이관 완료 (Production Transfer)</w:t>
-      </w:r>
-      <w:r>
-        <w:br/>
-      </w:r>
-      <w:r>
-        <w:br/>
-      </w:r>
-      <w:r>
-        <w:rPr>
-          <w:rStyle w:val="VerbatimChar"/>
-        </w:rPr>
-        <w:t xml:space="preserve">  ※ 전 단계 공통:</w:t>
-      </w:r>
-      <w:r>
-        <w:br/>
-      </w:r>
-      <w:r>
-        <w:rPr>
-          <w:rStyle w:val="VerbatimChar"/>
-        </w:rPr>
-        <w:t xml:space="preserve">     - 각 Gate에서 Go/Conditional Go/No-Go 판정</w:t>
-      </w:r>
-      <w:r>
-        <w:br/>
-      </w:r>
-      <w:r>
-        <w:rPr>
-          <w:rStyle w:val="VerbatimChar"/>
-        </w:rPr>
-        <w:t xml:space="preserve">     - 설계 변경 발생 시 → ECR/ECN 절차 (§10)</w:t>
-      </w:r>
-      <w:r>
-        <w:br/>
-      </w:r>
-      <w:r>
-        <w:rPr>
-          <w:rStyle w:val="VerbatimChar"/>
-        </w:rPr>
-        <w:t xml:space="preserve">     - 형상관리 연계 (QP-803)</w:t>
-      </w:r>
-    </w:p>
+    <w:tbl>
+      <w:tblPr>
+        <w:tblLook w:firstColumn="1" w:firstRow="1" w:lastColumn="0" w:lastRow="0" w:noHBand="0" w:noVBand="1" w:val="04A0"/>
+        <w:tblW w:w="8788" w:type="dxa"/>
+        <w:tblBorders>
+          <w:top w:val="single" w:sz="4" w:color="2E74B5" w:space="0"/>
+          <w:left w:val="single" w:sz="4" w:color="2E74B5" w:space="0"/>
+          <w:bottom w:val="single" w:sz="4" w:color="2E74B5" w:space="0"/>
+          <w:right w:val="single" w:sz="4" w:color="2E74B5" w:space="0"/>
+          <w:insideH w:val="single" w:sz="4" w:color="BDD7EE" w:space="0"/>
+          <w:insideV w:val="single" w:sz="2" w:color="D9D9D9" w:space="0"/>
+        </w:tblBorders>
+      </w:tblPr>
+      <w:tblGrid>
+        <w:gridCol w:w="8788"/>
+      </w:tblGrid>
+      <w:tr>
+        <w:tc>
+          <w:tcPr>
+            <w:tcW w:w="8788" w:type="dxa"/>
+            <w:tcMar>
+              <w:top w:w="80" w:type="dxa"/>
+              <w:left w:w="140" w:type="dxa"/>
+              <w:bottom w:w="80" w:type="dxa"/>
+              <w:right w:w="140" w:type="dxa"/>
+            </w:tcMar>
+          </w:tcPr>
+          <w:p>
+            <w:pPr>
+              <w:spacing w:before="0" w:after="0" w:line="240" w:lineRule="auto"/>
+            </w:pPr>
+            <w:r>
+              <w:rPr>
+                <w:rFonts w:ascii="Courier New" w:hAnsi="Courier New" w:eastAsia="NanumGothicCoding"/>
+                <w:sz w:val="18"/>
+                <w:szCs w:val="18"/>
+              </w:rPr>
+              <w:t xml:space="preserve">┌─────────────────────────────────────────────────────────────────────┐</w:t>
+            </w:r>
+          </w:p>
+          <w:p>
+            <w:pPr>
+              <w:spacing w:before="0" w:after="0" w:line="240" w:lineRule="auto"/>
+            </w:pPr>
+            <w:r>
+              <w:rPr>
+                <w:rFonts w:ascii="Courier New" w:hAnsi="Courier New" w:eastAsia="NanumGothicCoding"/>
+                <w:sz w:val="18"/>
+                <w:szCs w:val="18"/>
+              </w:rPr>
+              <w:t xml:space="preserve">│             설계/개발 프로세스 흐름도 (Design &amp; Development)            │</w:t>
+            </w:r>
+          </w:p>
+          <w:p>
+            <w:pPr>
+              <w:spacing w:before="0" w:after="0" w:line="240" w:lineRule="auto"/>
+            </w:pPr>
+            <w:r>
+              <w:rPr>
+                <w:rFonts w:ascii="Courier New" w:hAnsi="Courier New" w:eastAsia="NanumGothicCoding"/>
+                <w:sz w:val="18"/>
+                <w:szCs w:val="18"/>
+              </w:rPr>
+              <w:t xml:space="preserve">│             Design and Development Process Flow                      │</w:t>
+            </w:r>
+          </w:p>
+          <w:p>
+            <w:pPr>
+              <w:spacing w:before="0" w:after="0" w:line="240" w:lineRule="auto"/>
+            </w:pPr>
+            <w:r>
+              <w:rPr>
+                <w:rFonts w:ascii="Courier New" w:hAnsi="Courier New" w:eastAsia="NanumGothicCoding"/>
+                <w:sz w:val="18"/>
+                <w:szCs w:val="18"/>
+              </w:rPr>
+              <w:t xml:space="preserve">└─────────────────────────────────────────────────────────────────────┘</w:t>
+            </w:r>
+          </w:p>
+          <w:p>
+            <w:pPr>
+              <w:spacing w:before="0" w:after="0" w:line="240" w:lineRule="auto"/>
+            </w:pPr>
+            <w:r>
+              <w:rPr>
+                <w:rFonts w:ascii="Courier New" w:hAnsi="Courier New" w:eastAsia="NanumGothicCoding"/>
+                <w:sz w:val="18"/>
+                <w:szCs w:val="18"/>
+              </w:rPr>
+              <w:t xml:space="preserve"/>
+            </w:r>
+          </w:p>
+          <w:p>
+            <w:pPr>
+              <w:spacing w:before="0" w:after="0" w:line="240" w:lineRule="auto"/>
+            </w:pPr>
+            <w:r>
+              <w:rPr>
+                <w:rFonts w:ascii="Courier New" w:hAnsi="Courier New" w:eastAsia="NanumGothicCoding"/>
+                <w:sz w:val="18"/>
+                <w:szCs w:val="18"/>
+              </w:rPr>
+              <w:t xml:space="preserve">  고객 요구사항 / 신제품 기획</w:t>
+            </w:r>
+          </w:p>
+          <w:p>
+            <w:pPr>
+              <w:spacing w:before="0" w:after="0" w:line="240" w:lineRule="auto"/>
+            </w:pPr>
+            <w:r>
+              <w:rPr>
+                <w:rFonts w:ascii="Courier New" w:hAnsi="Courier New" w:eastAsia="NanumGothicCoding"/>
+                <w:sz w:val="18"/>
+                <w:szCs w:val="18"/>
+              </w:rPr>
+              <w:t xml:space="preserve">     │</w:t>
+            </w:r>
+          </w:p>
+          <w:p>
+            <w:pPr>
+              <w:spacing w:before="0" w:after="0" w:line="240" w:lineRule="auto"/>
+            </w:pPr>
+            <w:r>
+              <w:rPr>
+                <w:rFonts w:ascii="Courier New" w:hAnsi="Courier New" w:eastAsia="NanumGothicCoding"/>
+                <w:sz w:val="18"/>
+                <w:szCs w:val="18"/>
+              </w:rPr>
+              <w:t xml:space="preserve">     ▼</w:t>
+            </w:r>
+          </w:p>
+          <w:p>
+            <w:pPr>
+              <w:spacing w:before="0" w:after="0" w:line="240" w:lineRule="auto"/>
+            </w:pPr>
+            <w:r>
+              <w:rPr>
+                <w:rFonts w:ascii="Courier New" w:hAnsi="Courier New" w:eastAsia="NanumGothicCoding"/>
+                <w:sz w:val="18"/>
+                <w:szCs w:val="18"/>
+              </w:rPr>
+              <w:t xml:space="preserve">  ┌──────────────────────────────────────────┐</w:t>
+            </w:r>
+          </w:p>
+          <w:p>
+            <w:pPr>
+              <w:spacing w:before="0" w:after="0" w:line="240" w:lineRule="auto"/>
+            </w:pPr>
+            <w:r>
+              <w:rPr>
+                <w:rFonts w:ascii="Courier New" w:hAnsi="Courier New" w:eastAsia="NanumGothicCoding"/>
+                <w:sz w:val="18"/>
+                <w:szCs w:val="18"/>
+              </w:rPr>
+              <w:t xml:space="preserve">  │  Phase 0: 타당성 검토 (Feasibility)       │</w:t>
+            </w:r>
+          </w:p>
+          <w:p>
+            <w:pPr>
+              <w:spacing w:before="0" w:after="0" w:line="240" w:lineRule="auto"/>
+            </w:pPr>
+            <w:r>
+              <w:rPr>
+                <w:rFonts w:ascii="Courier New" w:hAnsi="Courier New" w:eastAsia="NanumGothicCoding"/>
+                <w:sz w:val="18"/>
+                <w:szCs w:val="18"/>
+              </w:rPr>
+              <w:t xml:space="preserve">  │  · 계약 검토 (QP-806)                    │</w:t>
+            </w:r>
+          </w:p>
+          <w:p>
+            <w:pPr>
+              <w:spacing w:before="0" w:after="0" w:line="240" w:lineRule="auto"/>
+            </w:pPr>
+            <w:r>
+              <w:rPr>
+                <w:rFonts w:ascii="Courier New" w:hAnsi="Courier New" w:eastAsia="NanumGothicCoding"/>
+                <w:sz w:val="18"/>
+                <w:szCs w:val="18"/>
+              </w:rPr>
+              <w:t xml:space="preserve">  │  · 기술 타당성 / 제조 가능성 평가          │</w:t>
+            </w:r>
+          </w:p>
+          <w:p>
+            <w:pPr>
+              <w:spacing w:before="0" w:after="0" w:line="240" w:lineRule="auto"/>
+            </w:pPr>
+            <w:r>
+              <w:rPr>
+                <w:rFonts w:ascii="Courier New" w:hAnsi="Courier New" w:eastAsia="NanumGothicCoding"/>
+                <w:sz w:val="18"/>
+                <w:szCs w:val="18"/>
+              </w:rPr>
+              <w:t xml:space="preserve">  │  · 리스크 예비 분석                       │</w:t>
+            </w:r>
+          </w:p>
+          <w:p>
+            <w:pPr>
+              <w:spacing w:before="0" w:after="0" w:line="240" w:lineRule="auto"/>
+            </w:pPr>
+            <w:r>
+              <w:rPr>
+                <w:rFonts w:ascii="Courier New" w:hAnsi="Courier New" w:eastAsia="NanumGothicCoding"/>
+                <w:sz w:val="18"/>
+                <w:szCs w:val="18"/>
+              </w:rPr>
+              <w:t xml:space="preserve">  │  · Go/No-Go 의사결정                     │</w:t>
+            </w:r>
+          </w:p>
+          <w:p>
+            <w:pPr>
+              <w:spacing w:before="0" w:after="0" w:line="240" w:lineRule="auto"/>
+            </w:pPr>
+            <w:r>
+              <w:rPr>
+                <w:rFonts w:ascii="Courier New" w:hAnsi="Courier New" w:eastAsia="NanumGothicCoding"/>
+                <w:sz w:val="18"/>
+                <w:szCs w:val="18"/>
+              </w:rPr>
+              <w:t xml:space="preserve">  └──────────────────────────────────────────┘</w:t>
+            </w:r>
+          </w:p>
+          <w:p>
+            <w:pPr>
+              <w:spacing w:before="0" w:after="0" w:line="240" w:lineRule="auto"/>
+            </w:pPr>
+            <w:r>
+              <w:rPr>
+                <w:rFonts w:ascii="Courier New" w:hAnsi="Courier New" w:eastAsia="NanumGothicCoding"/>
+                <w:sz w:val="18"/>
+                <w:szCs w:val="18"/>
+              </w:rPr>
+              <w:t xml:space="preserve">     │</w:t>
+            </w:r>
+          </w:p>
+          <w:p>
+            <w:pPr>
+              <w:spacing w:before="0" w:after="0" w:line="240" w:lineRule="auto"/>
+            </w:pPr>
+            <w:r>
+              <w:rPr>
+                <w:rFonts w:ascii="Courier New" w:hAnsi="Courier New" w:eastAsia="NanumGothicCoding"/>
+                <w:sz w:val="18"/>
+                <w:szCs w:val="18"/>
+              </w:rPr>
+              <w:t xml:space="preserve">     ▼  ◆ Gate 0: 프로젝트 착수 승인</w:t>
+            </w:r>
+          </w:p>
+          <w:p>
+            <w:pPr>
+              <w:spacing w:before="0" w:after="0" w:line="240" w:lineRule="auto"/>
+            </w:pPr>
+            <w:r>
+              <w:rPr>
+                <w:rFonts w:ascii="Courier New" w:hAnsi="Courier New" w:eastAsia="NanumGothicCoding"/>
+                <w:sz w:val="18"/>
+                <w:szCs w:val="18"/>
+              </w:rPr>
+              <w:t xml:space="preserve">     │</w:t>
+            </w:r>
+          </w:p>
+          <w:p>
+            <w:pPr>
+              <w:spacing w:before="0" w:after="0" w:line="240" w:lineRule="auto"/>
+            </w:pPr>
+            <w:r>
+              <w:rPr>
+                <w:rFonts w:ascii="Courier New" w:hAnsi="Courier New" w:eastAsia="NanumGothicCoding"/>
+                <w:sz w:val="18"/>
+                <w:szCs w:val="18"/>
+              </w:rPr>
+              <w:t xml:space="preserve">  ┌──────────────────────────────────────────┐</w:t>
+            </w:r>
+          </w:p>
+          <w:p>
+            <w:pPr>
+              <w:spacing w:before="0" w:after="0" w:line="240" w:lineRule="auto"/>
+            </w:pPr>
+            <w:r>
+              <w:rPr>
+                <w:rFonts w:ascii="Courier New" w:hAnsi="Courier New" w:eastAsia="NanumGothicCoding"/>
+                <w:sz w:val="18"/>
+                <w:szCs w:val="18"/>
+              </w:rPr>
+              <w:t xml:space="preserve">  │  Phase 1: 기획 (Planning) — APQP 1단계   │</w:t>
+            </w:r>
+          </w:p>
+          <w:p>
+            <w:pPr>
+              <w:spacing w:before="0" w:after="0" w:line="240" w:lineRule="auto"/>
+            </w:pPr>
+            <w:r>
+              <w:rPr>
+                <w:rFonts w:ascii="Courier New" w:hAnsi="Courier New" w:eastAsia="NanumGothicCoding"/>
+                <w:sz w:val="18"/>
+                <w:szCs w:val="18"/>
+              </w:rPr>
+              <w:t xml:space="preserve">  │  · CFT 구성 및 킥오프                     │</w:t>
+            </w:r>
+          </w:p>
+          <w:p>
+            <w:pPr>
+              <w:spacing w:before="0" w:after="0" w:line="240" w:lineRule="auto"/>
+            </w:pPr>
+            <w:r>
+              <w:rPr>
+                <w:rFonts w:ascii="Courier New" w:hAnsi="Courier New" w:eastAsia="NanumGothicCoding"/>
+                <w:sz w:val="18"/>
+                <w:szCs w:val="18"/>
+              </w:rPr>
+              <w:t xml:space="preserve">  │  · 설계 입력 정의 (§7)                    │</w:t>
+            </w:r>
+          </w:p>
+          <w:p>
+            <w:pPr>
+              <w:spacing w:before="0" w:after="0" w:line="240" w:lineRule="auto"/>
+            </w:pPr>
+            <w:r>
+              <w:rPr>
+                <w:rFonts w:ascii="Courier New" w:hAnsi="Courier New" w:eastAsia="NanumGothicCoding"/>
+                <w:sz w:val="18"/>
+                <w:szCs w:val="18"/>
+              </w:rPr>
+              <w:t xml:space="preserve">  │  · 프로젝트 일정/WBS 수립                 │</w:t>
+            </w:r>
+          </w:p>
+          <w:p>
+            <w:pPr>
+              <w:spacing w:before="0" w:after="0" w:line="240" w:lineRule="auto"/>
+            </w:pPr>
+            <w:r>
+              <w:rPr>
+                <w:rFonts w:ascii="Courier New" w:hAnsi="Courier New" w:eastAsia="NanumGothicCoding"/>
+                <w:sz w:val="18"/>
+                <w:szCs w:val="18"/>
+              </w:rPr>
+              <w:t xml:space="preserve">  │  · 핵심특성(KC) 초기 식별                 │</w:t>
+            </w:r>
+          </w:p>
+          <w:p>
+            <w:pPr>
+              <w:spacing w:before="0" w:after="0" w:line="240" w:lineRule="auto"/>
+            </w:pPr>
+            <w:r>
+              <w:rPr>
+                <w:rFonts w:ascii="Courier New" w:hAnsi="Courier New" w:eastAsia="NanumGothicCoding"/>
+                <w:sz w:val="18"/>
+                <w:szCs w:val="18"/>
+              </w:rPr>
+              <w:t xml:space="preserve">  │  · DFMEA 초기 작성                        │</w:t>
+            </w:r>
+          </w:p>
+          <w:p>
+            <w:pPr>
+              <w:spacing w:before="0" w:after="0" w:line="240" w:lineRule="auto"/>
+            </w:pPr>
+            <w:r>
+              <w:rPr>
+                <w:rFonts w:ascii="Courier New" w:hAnsi="Courier New" w:eastAsia="NanumGothicCoding"/>
+                <w:sz w:val="18"/>
+                <w:szCs w:val="18"/>
+              </w:rPr>
+              <w:t xml:space="preserve">  │  · DVP&amp;R 계획 수립                        │</w:t>
+            </w:r>
+          </w:p>
+          <w:p>
+            <w:pPr>
+              <w:spacing w:before="0" w:after="0" w:line="240" w:lineRule="auto"/>
+            </w:pPr>
+            <w:r>
+              <w:rPr>
+                <w:rFonts w:ascii="Courier New" w:hAnsi="Courier New" w:eastAsia="NanumGothicCoding"/>
+                <w:sz w:val="18"/>
+                <w:szCs w:val="18"/>
+              </w:rPr>
+              <w:t xml:space="preserve">  └──────────────────────────────────────────┘</w:t>
+            </w:r>
+          </w:p>
+          <w:p>
+            <w:pPr>
+              <w:spacing w:before="0" w:after="0" w:line="240" w:lineRule="auto"/>
+            </w:pPr>
+            <w:r>
+              <w:rPr>
+                <w:rFonts w:ascii="Courier New" w:hAnsi="Courier New" w:eastAsia="NanumGothicCoding"/>
+                <w:sz w:val="18"/>
+                <w:szCs w:val="18"/>
+              </w:rPr>
+              <w:t xml:space="preserve">     │</w:t>
+            </w:r>
+          </w:p>
+          <w:p>
+            <w:pPr>
+              <w:spacing w:before="0" w:after="0" w:line="240" w:lineRule="auto"/>
+            </w:pPr>
+            <w:r>
+              <w:rPr>
+                <w:rFonts w:ascii="Courier New" w:hAnsi="Courier New" w:eastAsia="NanumGothicCoding"/>
+                <w:sz w:val="18"/>
+                <w:szCs w:val="18"/>
+              </w:rPr>
+              <w:t xml:space="preserve">     ▼  ◆ Gate 1: 기획 완료 검토 (Planning Review)</w:t>
+            </w:r>
+          </w:p>
+          <w:p>
+            <w:pPr>
+              <w:spacing w:before="0" w:after="0" w:line="240" w:lineRule="auto"/>
+            </w:pPr>
+            <w:r>
+              <w:rPr>
+                <w:rFonts w:ascii="Courier New" w:hAnsi="Courier New" w:eastAsia="NanumGothicCoding"/>
+                <w:sz w:val="18"/>
+                <w:szCs w:val="18"/>
+              </w:rPr>
+              <w:t xml:space="preserve">     │</w:t>
+            </w:r>
+          </w:p>
+          <w:p>
+            <w:pPr>
+              <w:spacing w:before="0" w:after="0" w:line="240" w:lineRule="auto"/>
+            </w:pPr>
+            <w:r>
+              <w:rPr>
+                <w:rFonts w:ascii="Courier New" w:hAnsi="Courier New" w:eastAsia="NanumGothicCoding"/>
+                <w:sz w:val="18"/>
+                <w:szCs w:val="18"/>
+              </w:rPr>
+              <w:t xml:space="preserve">  ┌──────────────────────────────────────────┐</w:t>
+            </w:r>
+          </w:p>
+          <w:p>
+            <w:pPr>
+              <w:spacing w:before="0" w:after="0" w:line="240" w:lineRule="auto"/>
+            </w:pPr>
+            <w:r>
+              <w:rPr>
+                <w:rFonts w:ascii="Courier New" w:hAnsi="Courier New" w:eastAsia="NanumGothicCoding"/>
+                <w:sz w:val="18"/>
+                <w:szCs w:val="18"/>
+              </w:rPr>
+              <w:t xml:space="preserve">  │  Phase 2: 설계/개발 실행 — APQP 2~3단계  │</w:t>
+            </w:r>
+          </w:p>
+          <w:p>
+            <w:pPr>
+              <w:spacing w:before="0" w:after="0" w:line="240" w:lineRule="auto"/>
+            </w:pPr>
+            <w:r>
+              <w:rPr>
+                <w:rFonts w:ascii="Courier New" w:hAnsi="Courier New" w:eastAsia="NanumGothicCoding"/>
+                <w:sz w:val="18"/>
+                <w:szCs w:val="18"/>
+              </w:rPr>
+              <w:t xml:space="preserve">  │  · 개념 설계 → 상세 설계                  │</w:t>
+            </w:r>
+          </w:p>
+          <w:p>
+            <w:pPr>
+              <w:spacing w:before="0" w:after="0" w:line="240" w:lineRule="auto"/>
+            </w:pPr>
+            <w:r>
+              <w:rPr>
+                <w:rFonts w:ascii="Courier New" w:hAnsi="Courier New" w:eastAsia="NanumGothicCoding"/>
+                <w:sz w:val="18"/>
+                <w:szCs w:val="18"/>
+              </w:rPr>
+              <w:t xml:space="preserve">  │  · DR-1: 개념설계 검토 (Concept DR)       │</w:t>
+            </w:r>
+          </w:p>
+          <w:p>
+            <w:pPr>
+              <w:spacing w:before="0" w:after="0" w:line="240" w:lineRule="auto"/>
+            </w:pPr>
+            <w:r>
+              <w:rPr>
+                <w:rFonts w:ascii="Courier New" w:hAnsi="Courier New" w:eastAsia="NanumGothicCoding"/>
+                <w:sz w:val="18"/>
+                <w:szCs w:val="18"/>
+              </w:rPr>
+              <w:t xml:space="preserve">  │  · PDR: 예비설계검토                      │</w:t>
+            </w:r>
+          </w:p>
+          <w:p>
+            <w:pPr>
+              <w:spacing w:before="0" w:after="0" w:line="240" w:lineRule="auto"/>
+            </w:pPr>
+            <w:r>
+              <w:rPr>
+                <w:rFonts w:ascii="Courier New" w:hAnsi="Courier New" w:eastAsia="NanumGothicCoding"/>
+                <w:sz w:val="18"/>
+                <w:szCs w:val="18"/>
+              </w:rPr>
+              <w:t xml:space="preserve">  │  · CDR: 상세설계검토                      │</w:t>
+            </w:r>
+          </w:p>
+          <w:p>
+            <w:pPr>
+              <w:spacing w:before="0" w:after="0" w:line="240" w:lineRule="auto"/>
+            </w:pPr>
+            <w:r>
+              <w:rPr>
+                <w:rFonts w:ascii="Courier New" w:hAnsi="Courier New" w:eastAsia="NanumGothicCoding"/>
+                <w:sz w:val="18"/>
+                <w:szCs w:val="18"/>
+              </w:rPr>
+              <w:t xml:space="preserve">  │  · 도면/BOM/사양서 작성                   │</w:t>
+            </w:r>
+          </w:p>
+          <w:p>
+            <w:pPr>
+              <w:spacing w:before="0" w:after="0" w:line="240" w:lineRule="auto"/>
+            </w:pPr>
+            <w:r>
+              <w:rPr>
+                <w:rFonts w:ascii="Courier New" w:hAnsi="Courier New" w:eastAsia="NanumGothicCoding"/>
+                <w:sz w:val="18"/>
+                <w:szCs w:val="18"/>
+              </w:rPr>
+              <w:t xml:space="preserve">  │  · DFMEA 완료, PFMEA 착수                │</w:t>
+            </w:r>
+          </w:p>
+          <w:p>
+            <w:pPr>
+              <w:spacing w:before="0" w:after="0" w:line="240" w:lineRule="auto"/>
+            </w:pPr>
+            <w:r>
+              <w:rPr>
+                <w:rFonts w:ascii="Courier New" w:hAnsi="Courier New" w:eastAsia="NanumGothicCoding"/>
+                <w:sz w:val="18"/>
+                <w:szCs w:val="18"/>
+              </w:rPr>
+              <w:t xml:space="preserve">  │  · DVP&amp;R 상세화                           │</w:t>
+            </w:r>
+          </w:p>
+          <w:p>
+            <w:pPr>
+              <w:spacing w:before="0" w:after="0" w:line="240" w:lineRule="auto"/>
+            </w:pPr>
+            <w:r>
+              <w:rPr>
+                <w:rFonts w:ascii="Courier New" w:hAnsi="Courier New" w:eastAsia="NanumGothicCoding"/>
+                <w:sz w:val="18"/>
+                <w:szCs w:val="18"/>
+              </w:rPr>
+              <w:t xml:space="preserve">  └──────────────────────────────────────────┘</w:t>
+            </w:r>
+          </w:p>
+          <w:p>
+            <w:pPr>
+              <w:spacing w:before="0" w:after="0" w:line="240" w:lineRule="auto"/>
+            </w:pPr>
+            <w:r>
+              <w:rPr>
+                <w:rFonts w:ascii="Courier New" w:hAnsi="Courier New" w:eastAsia="NanumGothicCoding"/>
+                <w:sz w:val="18"/>
+                <w:szCs w:val="18"/>
+              </w:rPr>
+              <w:t xml:space="preserve">     │</w:t>
+            </w:r>
+          </w:p>
+          <w:p>
+            <w:pPr>
+              <w:spacing w:before="0" w:after="0" w:line="240" w:lineRule="auto"/>
+            </w:pPr>
+            <w:r>
+              <w:rPr>
+                <w:rFonts w:ascii="Courier New" w:hAnsi="Courier New" w:eastAsia="NanumGothicCoding"/>
+                <w:sz w:val="18"/>
+                <w:szCs w:val="18"/>
+              </w:rPr>
+              <w:t xml:space="preserve">     ▼  ◆ Gate 2: 설계 동결 (Design Freeze)</w:t>
+            </w:r>
+          </w:p>
+          <w:p>
+            <w:pPr>
+              <w:spacing w:before="0" w:after="0" w:line="240" w:lineRule="auto"/>
+            </w:pPr>
+            <w:r>
+              <w:rPr>
+                <w:rFonts w:ascii="Courier New" w:hAnsi="Courier New" w:eastAsia="NanumGothicCoding"/>
+                <w:sz w:val="18"/>
+                <w:szCs w:val="18"/>
+              </w:rPr>
+              <w:t xml:space="preserve">     │</w:t>
+            </w:r>
+          </w:p>
+          <w:p>
+            <w:pPr>
+              <w:spacing w:before="0" w:after="0" w:line="240" w:lineRule="auto"/>
+            </w:pPr>
+            <w:r>
+              <w:rPr>
+                <w:rFonts w:ascii="Courier New" w:hAnsi="Courier New" w:eastAsia="NanumGothicCoding"/>
+                <w:sz w:val="18"/>
+                <w:szCs w:val="18"/>
+              </w:rPr>
+              <w:t xml:space="preserve">  ┌──────────────────────────────────────────┐</w:t>
+            </w:r>
+          </w:p>
+          <w:p>
+            <w:pPr>
+              <w:spacing w:before="0" w:after="0" w:line="240" w:lineRule="auto"/>
+            </w:pPr>
+            <w:r>
+              <w:rPr>
+                <w:rFonts w:ascii="Courier New" w:hAnsi="Courier New" w:eastAsia="NanumGothicCoding"/>
+                <w:sz w:val="18"/>
+                <w:szCs w:val="18"/>
+              </w:rPr>
+              <w:t xml:space="preserve">  │  Phase 3: 설계 검증 (Verification)        │</w:t>
+            </w:r>
+          </w:p>
+          <w:p>
+            <w:pPr>
+              <w:spacing w:before="0" w:after="0" w:line="240" w:lineRule="auto"/>
+            </w:pPr>
+            <w:r>
+              <w:rPr>
+                <w:rFonts w:ascii="Courier New" w:hAnsi="Courier New" w:eastAsia="NanumGothicCoding"/>
+                <w:sz w:val="18"/>
+                <w:szCs w:val="18"/>
+              </w:rPr>
+              <w:t xml:space="preserve">  │  · 시작품(Prototype) 제작                 │</w:t>
+            </w:r>
+          </w:p>
+          <w:p>
+            <w:pPr>
+              <w:spacing w:before="0" w:after="0" w:line="240" w:lineRule="auto"/>
+            </w:pPr>
+            <w:r>
+              <w:rPr>
+                <w:rFonts w:ascii="Courier New" w:hAnsi="Courier New" w:eastAsia="NanumGothicCoding"/>
+                <w:sz w:val="18"/>
+                <w:szCs w:val="18"/>
+              </w:rPr>
+              <w:t xml:space="preserve">  │  · DVP&amp;R 실행 — 설계 검증 시험            │</w:t>
+            </w:r>
+          </w:p>
+          <w:p>
+            <w:pPr>
+              <w:spacing w:before="0" w:after="0" w:line="240" w:lineRule="auto"/>
+            </w:pPr>
+            <w:r>
+              <w:rPr>
+                <w:rFonts w:ascii="Courier New" w:hAnsi="Courier New" w:eastAsia="NanumGothicCoding"/>
+                <w:sz w:val="18"/>
+                <w:szCs w:val="18"/>
+              </w:rPr>
+              <w:t xml:space="preserve">  │  · 해석/시뮬레이션 결과 확인              │</w:t>
+            </w:r>
+          </w:p>
+          <w:p>
+            <w:pPr>
+              <w:spacing w:before="0" w:after="0" w:line="240" w:lineRule="auto"/>
+            </w:pPr>
+            <w:r>
+              <w:rPr>
+                <w:rFonts w:ascii="Courier New" w:hAnsi="Courier New" w:eastAsia="NanumGothicCoding"/>
+                <w:sz w:val="18"/>
+                <w:szCs w:val="18"/>
+              </w:rPr>
+              <w:t xml:space="preserve">  │  · 핵심특성 검증                          │</w:t>
+            </w:r>
+          </w:p>
+          <w:p>
+            <w:pPr>
+              <w:spacing w:before="0" w:after="0" w:line="240" w:lineRule="auto"/>
+            </w:pPr>
+            <w:r>
+              <w:rPr>
+                <w:rFonts w:ascii="Courier New" w:hAnsi="Courier New" w:eastAsia="NanumGothicCoding"/>
+                <w:sz w:val="18"/>
+                <w:szCs w:val="18"/>
+              </w:rPr>
+              <w:t xml:space="preserve">  │  · 설계 검증 결과 기록                    │</w:t>
+            </w:r>
+          </w:p>
+          <w:p>
+            <w:pPr>
+              <w:spacing w:before="0" w:after="0" w:line="240" w:lineRule="auto"/>
+            </w:pPr>
+            <w:r>
+              <w:rPr>
+                <w:rFonts w:ascii="Courier New" w:hAnsi="Courier New" w:eastAsia="NanumGothicCoding"/>
+                <w:sz w:val="18"/>
+                <w:szCs w:val="18"/>
+              </w:rPr>
+              <w:t xml:space="preserve">  └──────────────────────────────────────────┘</w:t>
+            </w:r>
+          </w:p>
+          <w:p>
+            <w:pPr>
+              <w:spacing w:before="0" w:after="0" w:line="240" w:lineRule="auto"/>
+            </w:pPr>
+            <w:r>
+              <w:rPr>
+                <w:rFonts w:ascii="Courier New" w:hAnsi="Courier New" w:eastAsia="NanumGothicCoding"/>
+                <w:sz w:val="18"/>
+                <w:szCs w:val="18"/>
+              </w:rPr>
+              <w:t xml:space="preserve">     │</w:t>
+            </w:r>
+          </w:p>
+          <w:p>
+            <w:pPr>
+              <w:spacing w:before="0" w:after="0" w:line="240" w:lineRule="auto"/>
+            </w:pPr>
+            <w:r>
+              <w:rPr>
+                <w:rFonts w:ascii="Courier New" w:hAnsi="Courier New" w:eastAsia="NanumGothicCoding"/>
+                <w:sz w:val="18"/>
+                <w:szCs w:val="18"/>
+              </w:rPr>
+              <w:t xml:space="preserve">     ▼  ◆ Gate 3: 설계 검증 완료 (DV Complete)</w:t>
+            </w:r>
+          </w:p>
+          <w:p>
+            <w:pPr>
+              <w:spacing w:before="0" w:after="0" w:line="240" w:lineRule="auto"/>
+            </w:pPr>
+            <w:r>
+              <w:rPr>
+                <w:rFonts w:ascii="Courier New" w:hAnsi="Courier New" w:eastAsia="NanumGothicCoding"/>
+                <w:sz w:val="18"/>
+                <w:szCs w:val="18"/>
+              </w:rPr>
+              <w:t xml:space="preserve">     │</w:t>
+            </w:r>
+          </w:p>
+          <w:p>
+            <w:pPr>
+              <w:spacing w:before="0" w:after="0" w:line="240" w:lineRule="auto"/>
+            </w:pPr>
+            <w:r>
+              <w:rPr>
+                <w:rFonts w:ascii="Courier New" w:hAnsi="Courier New" w:eastAsia="NanumGothicCoding"/>
+                <w:sz w:val="18"/>
+                <w:szCs w:val="18"/>
+              </w:rPr>
+              <w:t xml:space="preserve">  ┌──────────────────────────────────────────┐</w:t>
+            </w:r>
+          </w:p>
+          <w:p>
+            <w:pPr>
+              <w:spacing w:before="0" w:after="0" w:line="240" w:lineRule="auto"/>
+            </w:pPr>
+            <w:r>
+              <w:rPr>
+                <w:rFonts w:ascii="Courier New" w:hAnsi="Courier New" w:eastAsia="NanumGothicCoding"/>
+                <w:sz w:val="18"/>
+                <w:szCs w:val="18"/>
+              </w:rPr>
+              <w:t xml:space="preserve">  │  Phase 4: 설계 확인 (Validation)          │</w:t>
+            </w:r>
+          </w:p>
+          <w:p>
+            <w:pPr>
+              <w:spacing w:before="0" w:after="0" w:line="240" w:lineRule="auto"/>
+            </w:pPr>
+            <w:r>
+              <w:rPr>
+                <w:rFonts w:ascii="Courier New" w:hAnsi="Courier New" w:eastAsia="NanumGothicCoding"/>
+                <w:sz w:val="18"/>
+                <w:szCs w:val="18"/>
+              </w:rPr>
+              <w:t xml:space="preserve">  │  · 양산 조건 시험 (사용 환경 모사)         │</w:t>
+            </w:r>
+          </w:p>
+          <w:p>
+            <w:pPr>
+              <w:spacing w:before="0" w:after="0" w:line="240" w:lineRule="auto"/>
+            </w:pPr>
+            <w:r>
+              <w:rPr>
+                <w:rFonts w:ascii="Courier New" w:hAnsi="Courier New" w:eastAsia="NanumGothicCoding"/>
+                <w:sz w:val="18"/>
+                <w:szCs w:val="18"/>
+              </w:rPr>
+              <w:t xml:space="preserve">  │  · 고객 요구사항 충족 확인                │</w:t>
+            </w:r>
+          </w:p>
+          <w:p>
+            <w:pPr>
+              <w:spacing w:before="0" w:after="0" w:line="240" w:lineRule="auto"/>
+            </w:pPr>
+            <w:r>
+              <w:rPr>
+                <w:rFonts w:ascii="Courier New" w:hAnsi="Courier New" w:eastAsia="NanumGothicCoding"/>
+                <w:sz w:val="18"/>
+                <w:szCs w:val="18"/>
+              </w:rPr>
+              <w:t xml:space="preserve">  │  · 규제/인증 요구사항 적합성 확인         │</w:t>
+            </w:r>
+          </w:p>
+          <w:p>
+            <w:pPr>
+              <w:spacing w:before="0" w:after="0" w:line="240" w:lineRule="auto"/>
+            </w:pPr>
+            <w:r>
+              <w:rPr>
+                <w:rFonts w:ascii="Courier New" w:hAnsi="Courier New" w:eastAsia="NanumGothicCoding"/>
+                <w:sz w:val="18"/>
+                <w:szCs w:val="18"/>
+              </w:rPr>
+              <w:t xml:space="preserve">  │  · 고객 승인 (해당 시)                    │</w:t>
+            </w:r>
+          </w:p>
+          <w:p>
+            <w:pPr>
+              <w:spacing w:before="0" w:after="0" w:line="240" w:lineRule="auto"/>
+            </w:pPr>
+            <w:r>
+              <w:rPr>
+                <w:rFonts w:ascii="Courier New" w:hAnsi="Courier New" w:eastAsia="NanumGothicCoding"/>
+                <w:sz w:val="18"/>
+                <w:szCs w:val="18"/>
+              </w:rPr>
+              <w:t xml:space="preserve">  │  · DVP&amp;R 완료                             │</w:t>
+            </w:r>
+          </w:p>
+          <w:p>
+            <w:pPr>
+              <w:spacing w:before="0" w:after="0" w:line="240" w:lineRule="auto"/>
+            </w:pPr>
+            <w:r>
+              <w:rPr>
+                <w:rFonts w:ascii="Courier New" w:hAnsi="Courier New" w:eastAsia="NanumGothicCoding"/>
+                <w:sz w:val="18"/>
+                <w:szCs w:val="18"/>
+              </w:rPr>
+              <w:t xml:space="preserve">  └──────────────────────────────────────────┘</w:t>
+            </w:r>
+          </w:p>
+          <w:p>
+            <w:pPr>
+              <w:spacing w:before="0" w:after="0" w:line="240" w:lineRule="auto"/>
+            </w:pPr>
+            <w:r>
+              <w:rPr>
+                <w:rFonts w:ascii="Courier New" w:hAnsi="Courier New" w:eastAsia="NanumGothicCoding"/>
+                <w:sz w:val="18"/>
+                <w:szCs w:val="18"/>
+              </w:rPr>
+              <w:t xml:space="preserve">     │</w:t>
+            </w:r>
+          </w:p>
+          <w:p>
+            <w:pPr>
+              <w:spacing w:before="0" w:after="0" w:line="240" w:lineRule="auto"/>
+            </w:pPr>
+            <w:r>
+              <w:rPr>
+                <w:rFonts w:ascii="Courier New" w:hAnsi="Courier New" w:eastAsia="NanumGothicCoding"/>
+                <w:sz w:val="18"/>
+                <w:szCs w:val="18"/>
+              </w:rPr>
+              <w:t xml:space="preserve">     ▼  ◆ Gate 4: 설계 확인 완료 (Validation Complete)</w:t>
+            </w:r>
+          </w:p>
+          <w:p>
+            <w:pPr>
+              <w:spacing w:before="0" w:after="0" w:line="240" w:lineRule="auto"/>
+            </w:pPr>
+            <w:r>
+              <w:rPr>
+                <w:rFonts w:ascii="Courier New" w:hAnsi="Courier New" w:eastAsia="NanumGothicCoding"/>
+                <w:sz w:val="18"/>
+                <w:szCs w:val="18"/>
+              </w:rPr>
+              <w:t xml:space="preserve">     │</w:t>
+            </w:r>
+          </w:p>
+          <w:p>
+            <w:pPr>
+              <w:spacing w:before="0" w:after="0" w:line="240" w:lineRule="auto"/>
+            </w:pPr>
+            <w:r>
+              <w:rPr>
+                <w:rFonts w:ascii="Courier New" w:hAnsi="Courier New" w:eastAsia="NanumGothicCoding"/>
+                <w:sz w:val="18"/>
+                <w:szCs w:val="18"/>
+              </w:rPr>
+              <w:t xml:space="preserve">  ┌──────────────────────────────────────────┐</w:t>
+            </w:r>
+          </w:p>
+          <w:p>
+            <w:pPr>
+              <w:spacing w:before="0" w:after="0" w:line="240" w:lineRule="auto"/>
+            </w:pPr>
+            <w:r>
+              <w:rPr>
+                <w:rFonts w:ascii="Courier New" w:hAnsi="Courier New" w:eastAsia="NanumGothicCoding"/>
+                <w:sz w:val="18"/>
+                <w:szCs w:val="18"/>
+              </w:rPr>
+              <w:t xml:space="preserve">  │  Phase 5: 양산 이관 — APQP 4~5단계       │</w:t>
+            </w:r>
+          </w:p>
+          <w:p>
+            <w:pPr>
+              <w:spacing w:before="0" w:after="0" w:line="240" w:lineRule="auto"/>
+            </w:pPr>
+            <w:r>
+              <w:rPr>
+                <w:rFonts w:ascii="Courier New" w:hAnsi="Courier New" w:eastAsia="NanumGothicCoding"/>
+                <w:sz w:val="18"/>
+                <w:szCs w:val="18"/>
+              </w:rPr>
+              <w:t xml:space="preserve">  │  · PPAP 제출 (해당 시)                    │</w:t>
+            </w:r>
+          </w:p>
+          <w:p>
+            <w:pPr>
+              <w:spacing w:before="0" w:after="0" w:line="240" w:lineRule="auto"/>
+            </w:pPr>
+            <w:r>
+              <w:rPr>
+                <w:rFonts w:ascii="Courier New" w:hAnsi="Courier New" w:eastAsia="NanumGothicCoding"/>
+                <w:sz w:val="18"/>
+                <w:szCs w:val="18"/>
+              </w:rPr>
+              <w:t xml:space="preserve">  │  · FAI 수행 (AS9102)                     │</w:t>
+            </w:r>
+          </w:p>
+          <w:p>
+            <w:pPr>
+              <w:spacing w:before="0" w:after="0" w:line="240" w:lineRule="auto"/>
+            </w:pPr>
+            <w:r>
+              <w:rPr>
+                <w:rFonts w:ascii="Courier New" w:hAnsi="Courier New" w:eastAsia="NanumGothicCoding"/>
+                <w:sz w:val="18"/>
+                <w:szCs w:val="18"/>
+              </w:rPr>
+              <w:t xml:space="preserve">  │  · 양산 전환 승인                         │</w:t>
+            </w:r>
+          </w:p>
+          <w:p>
+            <w:pPr>
+              <w:spacing w:before="0" w:after="0" w:line="240" w:lineRule="auto"/>
+            </w:pPr>
+            <w:r>
+              <w:rPr>
+                <w:rFonts w:ascii="Courier New" w:hAnsi="Courier New" w:eastAsia="NanumGothicCoding"/>
+                <w:sz w:val="18"/>
+                <w:szCs w:val="18"/>
+              </w:rPr>
+              <w:t xml:space="preserve">  │  · 초기 양산 모니터링                     │</w:t>
+            </w:r>
+          </w:p>
+          <w:p>
+            <w:pPr>
+              <w:spacing w:before="0" w:after="0" w:line="240" w:lineRule="auto"/>
+            </w:pPr>
+            <w:r>
+              <w:rPr>
+                <w:rFonts w:ascii="Courier New" w:hAnsi="Courier New" w:eastAsia="NanumGothicCoding"/>
+                <w:sz w:val="18"/>
+                <w:szCs w:val="18"/>
+              </w:rPr>
+              <w:t xml:space="preserve">  │  · 설계 기록 이관 및 보존                 │</w:t>
+            </w:r>
+          </w:p>
+          <w:p>
+            <w:pPr>
+              <w:spacing w:before="0" w:after="0" w:line="240" w:lineRule="auto"/>
+            </w:pPr>
+            <w:r>
+              <w:rPr>
+                <w:rFonts w:ascii="Courier New" w:hAnsi="Courier New" w:eastAsia="NanumGothicCoding"/>
+                <w:sz w:val="18"/>
+                <w:szCs w:val="18"/>
+              </w:rPr>
+              <w:t xml:space="preserve">  └──────────────────────────────────────────┘</w:t>
+            </w:r>
+          </w:p>
+          <w:p>
+            <w:pPr>
+              <w:spacing w:before="0" w:after="0" w:line="240" w:lineRule="auto"/>
+            </w:pPr>
+            <w:r>
+              <w:rPr>
+                <w:rFonts w:ascii="Courier New" w:hAnsi="Courier New" w:eastAsia="NanumGothicCoding"/>
+                <w:sz w:val="18"/>
+                <w:szCs w:val="18"/>
+              </w:rPr>
+              <w:t xml:space="preserve">     │</w:t>
+            </w:r>
+          </w:p>
+          <w:p>
+            <w:pPr>
+              <w:spacing w:before="0" w:after="0" w:line="240" w:lineRule="auto"/>
+            </w:pPr>
+            <w:r>
+              <w:rPr>
+                <w:rFonts w:ascii="Courier New" w:hAnsi="Courier New" w:eastAsia="NanumGothicCoding"/>
+                <w:sz w:val="18"/>
+                <w:szCs w:val="18"/>
+              </w:rPr>
+              <w:t xml:space="preserve">     ▼  ◆ Gate 5: 양산 이관 완료 (Production Transfer)</w:t>
+            </w:r>
+          </w:p>
+          <w:p>
+            <w:pPr>
+              <w:spacing w:before="0" w:after="0" w:line="240" w:lineRule="auto"/>
+            </w:pPr>
+            <w:r>
+              <w:rPr>
+                <w:rFonts w:ascii="Courier New" w:hAnsi="Courier New" w:eastAsia="NanumGothicCoding"/>
+                <w:sz w:val="18"/>
+                <w:szCs w:val="18"/>
+              </w:rPr>
+              <w:t xml:space="preserve"/>
+            </w:r>
+          </w:p>
+          <w:p>
+            <w:pPr>
+              <w:spacing w:before="0" w:after="0" w:line="240" w:lineRule="auto"/>
+            </w:pPr>
+            <w:r>
+              <w:rPr>
+                <w:rFonts w:ascii="Courier New" w:hAnsi="Courier New" w:eastAsia="NanumGothicCoding"/>
+                <w:sz w:val="18"/>
+                <w:szCs w:val="18"/>
+              </w:rPr>
+              <w:t xml:space="preserve">  ※ 전 단계 공통:</w:t>
+            </w:r>
+          </w:p>
+          <w:p>
+            <w:pPr>
+              <w:spacing w:before="0" w:after="0" w:line="240" w:lineRule="auto"/>
+            </w:pPr>
+            <w:r>
+              <w:rPr>
+                <w:rFonts w:ascii="Courier New" w:hAnsi="Courier New" w:eastAsia="NanumGothicCoding"/>
+                <w:sz w:val="18"/>
+                <w:szCs w:val="18"/>
+              </w:rPr>
+              <w:t xml:space="preserve">     - 각 Gate에서 Go/Conditional Go/No-Go 판정</w:t>
+            </w:r>
+          </w:p>
+          <w:p>
+            <w:pPr>
+              <w:spacing w:before="0" w:after="0" w:line="240" w:lineRule="auto"/>
+            </w:pPr>
+            <w:r>
+              <w:rPr>
+                <w:rFonts w:ascii="Courier New" w:hAnsi="Courier New" w:eastAsia="NanumGothicCoding"/>
+                <w:sz w:val="18"/>
+                <w:szCs w:val="18"/>
+              </w:rPr>
+              <w:t xml:space="preserve">     - 설계 변경 발생 시 → ECR/ECN 절차 (§10)</w:t>
+            </w:r>
+          </w:p>
+          <w:p>
+            <w:pPr>
+              <w:spacing w:before="0" w:after="0" w:line="240" w:lineRule="auto"/>
+            </w:pPr>
+            <w:r>
+              <w:rPr>
+                <w:rFonts w:ascii="Courier New" w:hAnsi="Courier New" w:eastAsia="NanumGothicCoding"/>
+                <w:sz w:val="18"/>
+                <w:szCs w:val="18"/>
+              </w:rPr>
+              <w:t xml:space="preserve">     - 형상관리 연계 (QP-803)</w:t>
+            </w:r>
+          </w:p>
+        </w:tc>
+      </w:tr>
+    </w:tbl>
     <w:bookmarkEnd w:id="21"/>
     <w:bookmarkStart w:id="22" w:name="cft-다기능팀-구성"/>
     <w:p>
@@ -5027,10 +5296,18 @@
           </w:p>
         </w:tc>
         <w:tc>
-          <w:tcPr/>
-          <w:p>
-            <w:pPr>
-              <w:pStyle w:val="Compact"/>
+          <w:tcPr>
+            <w:tcMar>
+              <w:top w:w="60" w:type="dxa"/>
+              <w:left w:w="120" w:type="dxa"/>
+              <w:bottom w:w="60" w:type="dxa"/>
+              <w:right w:w="120" w:type="dxa"/>
+            </w:tcMar>
+          </w:tcPr>
+          <w:p>
+            <w:pPr>
+              <w:pStyle w:val="Compact"/>
+              <w:wordWrap w:val="1"/>
             </w:pPr>
             <w:r>
               <w:t xml:space="preserve">설계 실행, 도면/BOM/사양서 작성</w:t>
@@ -5305,7 +5582,7 @@
         </w:trPr>
         <w:tc>
           <w:tcPr>
-            <w:tcW w:w="2460" w:type="dxa"/>
+            <w:tcW w:w="3000" w:type="dxa"/>
             <w:tcMar>
               <w:top w:w="60" w:type="dxa"/>
               <w:left w:w="120" w:type="dxa"/>
@@ -5326,7 +5603,7 @@
         </w:tc>
         <w:tc>
           <w:tcPr>
-            <w:tcW w:w="6328" w:type="dxa"/>
+            <w:tcW w:w="5788" w:type="dxa"/>
             <w:tcMar>
               <w:top w:w="60" w:type="dxa"/>
               <w:left w:w="120" w:type="dxa"/>
@@ -5348,9 +5625,7 @@
       </w:tr>
       <w:tr>
         <w:tc>
-          <w:tcPr>
-            <w:tcW w:w="2460" w:type="dxa"/>
-          </w:tcPr>
+          <w:tcPr/>
           <w:p>
             <w:pPr>
               <w:pStyle w:val="Compact"/>
@@ -5362,7 +5637,7 @@
         </w:tc>
         <w:tc>
           <w:tcPr>
-            <w:tcW w:w="6328" w:type="dxa"/>
+            <w:tcW w:w="5788" w:type="dxa"/>
             <w:tcMar>
               <w:top w:w="60" w:type="dxa"/>
               <w:left w:w="120" w:type="dxa"/>
@@ -5395,6 +5670,7 @@
         </w:tc>
         <w:tc>
           <w:tcPr>
+            <w:tcW w:w="5788" w:type="dxa"/>
             <w:tcMar>
               <w:top w:w="60" w:type="dxa"/>
               <w:left w:w="120" w:type="dxa"/>
@@ -5426,9 +5702,7 @@
           </w:p>
         </w:tc>
         <w:tc>
-          <w:tcPr>
-            <w:tcW w:w="6328" w:type="dxa"/>
-          </w:tcPr>
+          <w:tcPr/>
           <w:p>
             <w:pPr>
               <w:pStyle w:val="Compact"/>
@@ -5441,8 +5715,19 @@
       </w:tr>
       <w:tr>
         <w:tc>
-          <w:tcPr>
-            <w:tcW w:w="2460" w:type="dxa"/>
+          <w:tcPr/>
+          <w:p>
+            <w:pPr>
+              <w:pStyle w:val="Compact"/>
+            </w:pPr>
+            <w:r>
+              <w:t xml:space="preserve">책임과 권한</w:t>
+            </w:r>
+          </w:p>
+        </w:tc>
+        <w:tc>
+          <w:tcPr>
+            <w:tcW w:w="5788" w:type="dxa"/>
             <w:tcMar>
               <w:top w:w="60" w:type="dxa"/>
               <w:left w:w="120" w:type="dxa"/>
@@ -5456,17 +5741,6 @@
               <w:wordWrap w:val="1"/>
             </w:pPr>
             <w:r>
-              <w:t xml:space="preserve">책임과 권한</w:t>
-            </w:r>
-          </w:p>
-        </w:tc>
-        <w:tc>
-          <w:tcPr/>
-          <w:p>
-            <w:pPr>
-              <w:pStyle w:val="Compact"/>
-            </w:pPr>
-            <w:r>
               <w:t xml:space="preserve">RACI 매트릭스, CFT 구성</w:t>
             </w:r>
           </w:p>
@@ -5594,18 +5868,10 @@
       </w:tr>
       <w:tr>
         <w:tc>
-          <w:tcPr>
-            <w:tcMar>
-              <w:top w:w="60" w:type="dxa"/>
-              <w:left w:w="120" w:type="dxa"/>
-              <w:bottom w:w="60" w:type="dxa"/>
-              <w:right w:w="120" w:type="dxa"/>
-            </w:tcMar>
-          </w:tcPr>
-          <w:p>
-            <w:pPr>
-              <w:pStyle w:val="Compact"/>
-              <w:wordWrap w:val="1"/>
+          <w:tcPr/>
+          <w:p>
+            <w:pPr>
+              <w:pStyle w:val="Compact"/>
             </w:pPr>
             <w:r>
               <w:t xml:space="preserve">설계/개발 프로세스 유효성 입증</w:t>
@@ -5613,18 +5879,10 @@
           </w:p>
         </w:tc>
         <w:tc>
-          <w:tcPr>
-            <w:tcMar>
-              <w:top w:w="60" w:type="dxa"/>
-              <w:left w:w="120" w:type="dxa"/>
-              <w:bottom w:w="60" w:type="dxa"/>
-              <w:right w:w="120" w:type="dxa"/>
-            </w:tcMar>
-          </w:tcPr>
-          <w:p>
-            <w:pPr>
-              <w:pStyle w:val="Compact"/>
-              <w:wordWrap w:val="1"/>
+          <w:tcPr/>
+          <w:p>
+            <w:pPr>
+              <w:pStyle w:val="Compact"/>
             </w:pPr>
             <w:r>
               <w:t xml:space="preserve">과거 유사 프로젝트 교훈 반영</w:t>
@@ -7231,7 +7489,7 @@
         </w:trPr>
         <w:tc>
           <w:tcPr>
-            <w:tcW w:w="2460" w:type="dxa"/>
+            <w:tcW w:w="2281" w:type="dxa"/>
             <w:tcMar>
               <w:top w:w="60" w:type="dxa"/>
               <w:left w:w="120" w:type="dxa"/>
@@ -7252,7 +7510,7 @@
         </w:tc>
         <w:tc>
           <w:tcPr>
-            <w:tcW w:w="6328" w:type="dxa"/>
+            <w:tcW w:w="6507" w:type="dxa"/>
             <w:tcMar>
               <w:top w:w="60" w:type="dxa"/>
               <w:left w:w="120" w:type="dxa"/>
@@ -7274,8 +7532,19 @@
       </w:tr>
       <w:tr>
         <w:tc>
-          <w:tcPr>
-            <w:tcW w:w="2460" w:type="dxa"/>
+          <w:tcPr/>
+          <w:p>
+            <w:pPr>
+              <w:pStyle w:val="Compact"/>
+            </w:pPr>
+            <w:r>
+              <w:t xml:space="preserve">설계 요구사항</w:t>
+            </w:r>
+          </w:p>
+        </w:tc>
+        <w:tc>
+          <w:tcPr>
+            <w:tcW w:w="6507" w:type="dxa"/>
             <w:tcMar>
               <w:top w:w="60" w:type="dxa"/>
               <w:left w:w="120" w:type="dxa"/>
@@ -7289,13 +7558,26 @@
               <w:wordWrap w:val="1"/>
             </w:pPr>
             <w:r>
-              <w:t xml:space="preserve">설계 요구사항</w:t>
-            </w:r>
-          </w:p>
-        </w:tc>
-        <w:tc>
-          <w:tcPr>
-            <w:tcW w:w="6328" w:type="dxa"/>
+              <w:t xml:space="preserve">검증 대상 요구사항 (설계 입력에서 도출)</w:t>
+            </w:r>
+          </w:p>
+        </w:tc>
+      </w:tr>
+      <w:tr>
+        <w:tc>
+          <w:tcPr/>
+          <w:p>
+            <w:pPr>
+              <w:pStyle w:val="Compact"/>
+            </w:pPr>
+            <w:r>
+              <w:t xml:space="preserve">검증 방법</w:t>
+            </w:r>
+          </w:p>
+        </w:tc>
+        <w:tc>
+          <w:tcPr>
+            <w:tcW w:w="6507" w:type="dxa"/>
             <w:tcMar>
               <w:top w:w="60" w:type="dxa"/>
               <w:left w:w="120" w:type="dxa"/>
@@ -7309,25 +7591,50 @@
               <w:wordWrap w:val="1"/>
             </w:pPr>
             <w:r>
-              <w:t xml:space="preserve">검증 대상 요구사항 (설계 입력에서 도출)</w:t>
-            </w:r>
-          </w:p>
-        </w:tc>
-      </w:tr>
-      <w:tr>
-        <w:tc>
-          <w:tcPr/>
-          <w:p>
-            <w:pPr>
-              <w:pStyle w:val="Compact"/>
-            </w:pPr>
-            <w:r>
-              <w:t xml:space="preserve">검증 방법</w:t>
-            </w:r>
-          </w:p>
-        </w:tc>
-        <w:tc>
-          <w:tcPr>
+              <w:t xml:space="preserve">시험 / 해석 / 검사 / 시연 / 비교 중 선택</w:t>
+            </w:r>
+          </w:p>
+        </w:tc>
+      </w:tr>
+      <w:tr>
+        <w:tc>
+          <w:tcPr/>
+          <w:p>
+            <w:pPr>
+              <w:pStyle w:val="Compact"/>
+            </w:pPr>
+            <w:r>
+              <w:t xml:space="preserve">판정 기준</w:t>
+            </w:r>
+          </w:p>
+        </w:tc>
+        <w:tc>
+          <w:tcPr/>
+          <w:p>
+            <w:pPr>
+              <w:pStyle w:val="Compact"/>
+            </w:pPr>
+            <w:r>
+              <w:t xml:space="preserve">합격/불합격 기준 (정량적 기준 우선)</w:t>
+            </w:r>
+          </w:p>
+        </w:tc>
+      </w:tr>
+      <w:tr>
+        <w:tc>
+          <w:tcPr/>
+          <w:p>
+            <w:pPr>
+              <w:pStyle w:val="Compact"/>
+            </w:pPr>
+            <w:r>
+              <w:t xml:space="preserve">시료 수량/조건</w:t>
+            </w:r>
+          </w:p>
+        </w:tc>
+        <w:tc>
+          <w:tcPr>
+            <w:tcW w:w="6507" w:type="dxa"/>
             <w:tcMar>
               <w:top w:w="60" w:type="dxa"/>
               <w:left w:w="120" w:type="dxa"/>
@@ -7341,72 +7648,6 @@
               <w:wordWrap w:val="1"/>
             </w:pPr>
             <w:r>
-              <w:t xml:space="preserve">시험 / 해석 / 검사 / 시연 / 비교 중 선택</w:t>
-            </w:r>
-          </w:p>
-        </w:tc>
-      </w:tr>
-      <w:tr>
-        <w:tc>
-          <w:tcPr/>
-          <w:p>
-            <w:pPr>
-              <w:pStyle w:val="Compact"/>
-            </w:pPr>
-            <w:r>
-              <w:t xml:space="preserve">판정 기준</w:t>
-            </w:r>
-          </w:p>
-        </w:tc>
-        <w:tc>
-          <w:tcPr>
-            <w:tcW w:w="6328" w:type="dxa"/>
-            <w:tcMar>
-              <w:top w:w="60" w:type="dxa"/>
-              <w:left w:w="120" w:type="dxa"/>
-              <w:bottom w:w="60" w:type="dxa"/>
-              <w:right w:w="120" w:type="dxa"/>
-            </w:tcMar>
-          </w:tcPr>
-          <w:p>
-            <w:pPr>
-              <w:pStyle w:val="Compact"/>
-              <w:wordWrap w:val="1"/>
-            </w:pPr>
-            <w:r>
-              <w:t xml:space="preserve">합격/불합격 기준 (정량적 기준 우선)</w:t>
-            </w:r>
-          </w:p>
-        </w:tc>
-      </w:tr>
-      <w:tr>
-        <w:tc>
-          <w:tcPr>
-            <w:tcW w:w="2460" w:type="dxa"/>
-            <w:tcMar>
-              <w:top w:w="60" w:type="dxa"/>
-              <w:left w:w="120" w:type="dxa"/>
-              <w:bottom w:w="60" w:type="dxa"/>
-              <w:right w:w="120" w:type="dxa"/>
-            </w:tcMar>
-          </w:tcPr>
-          <w:p>
-            <w:pPr>
-              <w:pStyle w:val="Compact"/>
-              <w:wordWrap w:val="1"/>
-            </w:pPr>
-            <w:r>
-              <w:t xml:space="preserve">시료 수량/조건</w:t>
-            </w:r>
-          </w:p>
-        </w:tc>
-        <w:tc>
-          <w:tcPr/>
-          <w:p>
-            <w:pPr>
-              <w:pStyle w:val="Compact"/>
-            </w:pPr>
-            <w:r>
               <w:t xml:space="preserve">시험 시료 수, 시험 조건 (온도, 습도, 진동 등)</w:t>
             </w:r>
           </w:p>
@@ -7486,18 +7727,10 @@
       </w:tr>
       <w:tr>
         <w:tc>
-          <w:tcPr>
-            <w:tcMar>
-              <w:top w:w="60" w:type="dxa"/>
-              <w:left w:w="120" w:type="dxa"/>
-              <w:bottom w:w="60" w:type="dxa"/>
-              <w:right w:w="120" w:type="dxa"/>
-            </w:tcMar>
-          </w:tcPr>
-          <w:p>
-            <w:pPr>
-              <w:pStyle w:val="Compact"/>
-              <w:wordWrap w:val="1"/>
+          <w:tcPr/>
+          <w:p>
+            <w:pPr>
+              <w:pStyle w:val="Compact"/>
             </w:pPr>
             <w:r>
               <w:t xml:space="preserve">비고</w:t>
@@ -7505,18 +7738,10 @@
           </w:p>
         </w:tc>
         <w:tc>
-          <w:tcPr>
-            <w:tcMar>
-              <w:top w:w="60" w:type="dxa"/>
-              <w:left w:w="120" w:type="dxa"/>
-              <w:bottom w:w="60" w:type="dxa"/>
-              <w:right w:w="120" w:type="dxa"/>
-            </w:tcMar>
-          </w:tcPr>
-          <w:p>
-            <w:pPr>
-              <w:pStyle w:val="Compact"/>
-              <w:wordWrap w:val="1"/>
+          <w:tcPr/>
+          <w:p>
+            <w:pPr>
+              <w:pStyle w:val="Compact"/>
             </w:pPr>
             <w:r>
               <w:t xml:space="preserve">불합격 시 조치사항, 재시험 계획</w:t>
@@ -7644,7 +7869,7 @@
         </w:trPr>
         <w:tc>
           <w:tcPr>
-            <w:tcW w:w="2460" w:type="dxa"/>
+            <w:tcW w:w="1618" w:type="dxa"/>
             <w:tcMar>
               <w:top w:w="60" w:type="dxa"/>
               <w:left w:w="120" w:type="dxa"/>
@@ -7665,7 +7890,7 @@
         </w:tc>
         <w:tc>
           <w:tcPr>
-            <w:tcW w:w="6328" w:type="dxa"/>
+            <w:tcW w:w="7170" w:type="dxa"/>
             <w:tcMar>
               <w:top w:w="60" w:type="dxa"/>
               <w:left w:w="120" w:type="dxa"/>
@@ -7687,9 +7912,7 @@
       </w:tr>
       <w:tr>
         <w:tc>
-          <w:tcPr>
-            <w:tcW w:w="2460" w:type="dxa"/>
-          </w:tcPr>
+          <w:tcPr/>
           <w:p>
             <w:pPr>
               <w:pStyle w:val="Compact"/>
@@ -7701,7 +7924,7 @@
         </w:tc>
         <w:tc>
           <w:tcPr>
-            <w:tcW w:w="6328" w:type="dxa"/>
+            <w:tcW w:w="7170" w:type="dxa"/>
             <w:tcMar>
               <w:top w:w="60" w:type="dxa"/>
               <w:left w:w="120" w:type="dxa"/>
@@ -7734,6 +7957,7 @@
         </w:tc>
         <w:tc>
           <w:tcPr>
+            <w:tcW w:w="7170" w:type="dxa"/>
             <w:tcMar>
               <w:top w:w="60" w:type="dxa"/>
               <w:left w:w="120" w:type="dxa"/>
@@ -7765,9 +7989,7 @@
           </w:p>
         </w:tc>
         <w:tc>
-          <w:tcPr>
-            <w:tcW w:w="6328" w:type="dxa"/>
-          </w:tcPr>
+          <w:tcPr/>
           <w:p>
             <w:pPr>
               <w:pStyle w:val="Compact"/>
@@ -7780,8 +8002,19 @@
       </w:tr>
       <w:tr>
         <w:tc>
-          <w:tcPr>
-            <w:tcW w:w="2460" w:type="dxa"/>
+          <w:tcPr/>
+          <w:p>
+            <w:pPr>
+              <w:pStyle w:val="Compact"/>
+            </w:pPr>
+            <w:r>
+              <w:t xml:space="preserve">고객 참여</w:t>
+            </w:r>
+          </w:p>
+        </w:tc>
+        <w:tc>
+          <w:tcPr>
+            <w:tcW w:w="7170" w:type="dxa"/>
             <w:tcMar>
               <w:top w:w="60" w:type="dxa"/>
               <w:left w:w="120" w:type="dxa"/>
@@ -7795,17 +8028,6 @@
               <w:wordWrap w:val="1"/>
             </w:pPr>
             <w:r>
-              <w:t xml:space="preserve">고객 참여</w:t>
-            </w:r>
-          </w:p>
-        </w:tc>
-        <w:tc>
-          <w:tcPr/>
-          <w:p>
-            <w:pPr>
-              <w:pStyle w:val="Compact"/>
-            </w:pPr>
-            <w:r>
               <w:t xml:space="preserve">고객 요구 시 또는 계약 요구 시 고객 참여/입회</w:t>
             </w:r>
           </w:p>
@@ -7813,18 +8035,10 @@
       </w:tr>
       <w:tr>
         <w:tc>
-          <w:tcPr>
-            <w:tcMar>
-              <w:top w:w="60" w:type="dxa"/>
-              <w:left w:w="120" w:type="dxa"/>
-              <w:bottom w:w="60" w:type="dxa"/>
-              <w:right w:w="120" w:type="dxa"/>
-            </w:tcMar>
-          </w:tcPr>
-          <w:p>
-            <w:pPr>
-              <w:pStyle w:val="Compact"/>
-              <w:wordWrap w:val="1"/>
+          <w:tcPr/>
+          <w:p>
+            <w:pPr>
+              <w:pStyle w:val="Compact"/>
             </w:pPr>
             <w:r>
               <w:t xml:space="preserve">규제 적합</w:t>
@@ -7832,18 +8046,10 @@
           </w:p>
         </w:tc>
         <w:tc>
-          <w:tcPr>
-            <w:tcMar>
-              <w:top w:w="60" w:type="dxa"/>
-              <w:left w:w="120" w:type="dxa"/>
-              <w:bottom w:w="60" w:type="dxa"/>
-              <w:right w:w="120" w:type="dxa"/>
-            </w:tcMar>
-          </w:tcPr>
-          <w:p>
-            <w:pPr>
-              <w:pStyle w:val="Compact"/>
-              <w:wordWrap w:val="1"/>
+          <w:tcPr/>
+          <w:p>
+            <w:pPr>
+              <w:pStyle w:val="Compact"/>
             </w:pPr>
             <w:r>
               <w:t xml:space="preserve">감항성, 안전 관련 규제 요구사항 적합성 확인 포함</w:t>
@@ -8310,7 +8516,7 @@
         </w:trPr>
         <w:tc>
           <w:tcPr>
-            <w:tcW w:w="2460" w:type="dxa"/>
+            <w:tcW w:w="1618" w:type="dxa"/>
             <w:tcMar>
               <w:top w:w="60" w:type="dxa"/>
               <w:left w:w="120" w:type="dxa"/>
@@ -8331,7 +8537,7 @@
         </w:tc>
         <w:tc>
           <w:tcPr>
-            <w:tcW w:w="6328" w:type="dxa"/>
+            <w:tcW w:w="7170" w:type="dxa"/>
             <w:tcMar>
               <w:top w:w="60" w:type="dxa"/>
               <w:left w:w="120" w:type="dxa"/>
@@ -8353,9 +8559,7 @@
       </w:tr>
       <w:tr>
         <w:tc>
-          <w:tcPr>
-            <w:tcW w:w="2460" w:type="dxa"/>
-          </w:tcPr>
+          <w:tcPr/>
           <w:p>
             <w:pPr>
               <w:pStyle w:val="Compact"/>
@@ -8367,7 +8571,7 @@
         </w:tc>
         <w:tc>
           <w:tcPr>
-            <w:tcW w:w="6328" w:type="dxa"/>
+            <w:tcW w:w="7170" w:type="dxa"/>
             <w:tcMar>
               <w:top w:w="60" w:type="dxa"/>
               <w:left w:w="120" w:type="dxa"/>
@@ -8400,6 +8604,7 @@
         </w:tc>
         <w:tc>
           <w:tcPr>
+            <w:tcW w:w="7170" w:type="dxa"/>
             <w:tcMar>
               <w:top w:w="60" w:type="dxa"/>
               <w:left w:w="120" w:type="dxa"/>
@@ -8431,9 +8636,7 @@
           </w:p>
         </w:tc>
         <w:tc>
-          <w:tcPr>
-            <w:tcW w:w="6328" w:type="dxa"/>
-          </w:tcPr>
+          <w:tcPr/>
           <w:p>
             <w:pPr>
               <w:pStyle w:val="Compact"/>
@@ -8446,19 +8649,10 @@
       </w:tr>
       <w:tr>
         <w:tc>
-          <w:tcPr>
-            <w:tcW w:w="2460" w:type="dxa"/>
-            <w:tcMar>
-              <w:top w:w="60" w:type="dxa"/>
-              <w:left w:w="120" w:type="dxa"/>
-              <w:bottom w:w="60" w:type="dxa"/>
-              <w:right w:w="120" w:type="dxa"/>
-            </w:tcMar>
-          </w:tcPr>
-          <w:p>
-            <w:pPr>
-              <w:pStyle w:val="Compact"/>
-              <w:wordWrap w:val="1"/>
+          <w:tcPr/>
+          <w:p>
+            <w:pPr>
+              <w:pStyle w:val="Compact"/>
             </w:pPr>
             <w:r>
               <w:t xml:space="preserve">공정 핵심</w:t>
@@ -8467,6 +8661,7 @@
         </w:tc>
         <w:tc>
           <w:tcPr>
+            <w:tcW w:w="7170" w:type="dxa"/>
             <w:tcMar>
               <w:top w:w="60" w:type="dxa"/>
               <w:left w:w="120" w:type="dxa"/>
@@ -9186,488 +9381,738 @@
         <w:t xml:space="preserve">10.1 설계 변경 관리 프로세스</w:t>
       </w:r>
     </w:p>
-    <w:p>
-      <w:pPr>
-        <w:pStyle w:val="SourceCode"/>
-      </w:pPr>
-      <w:r>
-        <w:rPr>
-          <w:rStyle w:val="VerbatimChar"/>
-        </w:rPr>
-        <w:t xml:space="preserve">┌─────────────────────────────────────────────────────────────────┐</w:t>
-      </w:r>
-      <w:r>
-        <w:br/>
-      </w:r>
-      <w:r>
-        <w:rPr>
-          <w:rStyle w:val="VerbatimChar"/>
-        </w:rPr>
-        <w:t xml:space="preserve">│              설계/개발 변경 관리 프로세스 흐름도                     │</w:t>
-      </w:r>
-      <w:r>
-        <w:br/>
-      </w:r>
-      <w:r>
-        <w:rPr>
-          <w:rStyle w:val="VerbatimChar"/>
-        </w:rPr>
-        <w:t xml:space="preserve">│           Design/Development Change Management Flow               │</w:t>
-      </w:r>
-      <w:r>
-        <w:br/>
-      </w:r>
-      <w:r>
-        <w:rPr>
-          <w:rStyle w:val="VerbatimChar"/>
-        </w:rPr>
-        <w:t xml:space="preserve">└─────────────────────────────────────────────────────────────────┘</w:t>
-      </w:r>
-      <w:r>
-        <w:br/>
-      </w:r>
-      <w:r>
-        <w:br/>
-      </w:r>
-      <w:r>
-        <w:rPr>
-          <w:rStyle w:val="VerbatimChar"/>
-        </w:rPr>
-        <w:t xml:space="preserve">  변경 필요 발생 (설계 오류, 고객 요구, 개선, 부적합)</w:t>
-      </w:r>
-      <w:r>
-        <w:br/>
-      </w:r>
-      <w:r>
-        <w:rPr>
-          <w:rStyle w:val="VerbatimChar"/>
-        </w:rPr>
-        <w:t xml:space="preserve">     │</w:t>
-      </w:r>
-      <w:r>
-        <w:br/>
-      </w:r>
-      <w:r>
-        <w:rPr>
-          <w:rStyle w:val="VerbatimChar"/>
-        </w:rPr>
-        <w:t xml:space="preserve">     ▼</w:t>
-      </w:r>
-      <w:r>
-        <w:br/>
-      </w:r>
-      <w:r>
-        <w:rPr>
-          <w:rStyle w:val="VerbatimChar"/>
-        </w:rPr>
-        <w:t xml:space="preserve">  ① ECR (설계 변경 요청) 작성</w:t>
-      </w:r>
-      <w:r>
-        <w:br/>
-      </w:r>
-      <w:r>
-        <w:rPr>
-          <w:rStyle w:val="VerbatimChar"/>
-        </w:rPr>
-        <w:t xml:space="preserve">     │  · 변경 사유, 변경 내용, 영향 범위 기술</w:t>
-      </w:r>
-      <w:r>
-        <w:br/>
-      </w:r>
-      <w:r>
-        <w:rPr>
-          <w:rStyle w:val="VerbatimChar"/>
-        </w:rPr>
-        <w:t xml:space="preserve">     │  · 요청자 → 기술팀장 제출</w:t>
-      </w:r>
-      <w:r>
-        <w:br/>
-      </w:r>
-      <w:r>
-        <w:rPr>
-          <w:rStyle w:val="VerbatimChar"/>
-        </w:rPr>
-        <w:t xml:space="preserve">     │</w:t>
-      </w:r>
-      <w:r>
-        <w:br/>
-      </w:r>
-      <w:r>
-        <w:rPr>
-          <w:rStyle w:val="VerbatimChar"/>
-        </w:rPr>
-        <w:t xml:space="preserve">     ▼</w:t>
-      </w:r>
-      <w:r>
-        <w:br/>
-      </w:r>
-      <w:r>
-        <w:rPr>
-          <w:rStyle w:val="VerbatimChar"/>
-        </w:rPr>
-        <w:t xml:space="preserve">  ② 영향 분석 (Impact Analysis)</w:t>
-      </w:r>
-      <w:r>
-        <w:br/>
-      </w:r>
-      <w:r>
-        <w:rPr>
-          <w:rStyle w:val="VerbatimChar"/>
-        </w:rPr>
-        <w:t xml:space="preserve">     │  · 기술적 영향: 기능, 성능, 안전, KC 영향</w:t>
-      </w:r>
-      <w:r>
-        <w:br/>
-      </w:r>
-      <w:r>
-        <w:rPr>
-          <w:rStyle w:val="VerbatimChar"/>
-        </w:rPr>
-        <w:t xml:space="preserve">     │  · 생산 영향: 공정, 금형, 재공품, 재고</w:t>
-      </w:r>
-      <w:r>
-        <w:br/>
-      </w:r>
-      <w:r>
-        <w:rPr>
-          <w:rStyle w:val="VerbatimChar"/>
-        </w:rPr>
-        <w:t xml:space="preserve">     │  · 원가 영향: 부품비, 공정비, 금형비</w:t>
-      </w:r>
-      <w:r>
-        <w:br/>
-      </w:r>
-      <w:r>
-        <w:rPr>
-          <w:rStyle w:val="VerbatimChar"/>
-        </w:rPr>
-        <w:t xml:space="preserve">     │  · 일정 영향: 납기, 생산 계획</w:t>
-      </w:r>
-      <w:r>
-        <w:br/>
-      </w:r>
-      <w:r>
-        <w:rPr>
-          <w:rStyle w:val="VerbatimChar"/>
-        </w:rPr>
-        <w:t xml:space="preserve">     │  · 형상관리 영향: 기준선, CI 변경</w:t>
-      </w:r>
-      <w:r>
-        <w:br/>
-      </w:r>
-      <w:r>
-        <w:rPr>
-          <w:rStyle w:val="VerbatimChar"/>
-        </w:rPr>
-        <w:t xml:space="preserve">     │</w:t>
-      </w:r>
-      <w:r>
-        <w:br/>
-      </w:r>
-      <w:r>
-        <w:rPr>
-          <w:rStyle w:val="VerbatimChar"/>
-        </w:rPr>
-        <w:t xml:space="preserve">     ▼</w:t>
-      </w:r>
-      <w:r>
-        <w:br/>
-      </w:r>
-      <w:r>
-        <w:rPr>
-          <w:rStyle w:val="VerbatimChar"/>
-        </w:rPr>
-        <w:t xml:space="preserve">  ③ CCB 심의/승인 (QP-803 연계)</w:t>
-      </w:r>
-      <w:r>
-        <w:br/>
-      </w:r>
-      <w:r>
-        <w:rPr>
-          <w:rStyle w:val="VerbatimChar"/>
-        </w:rPr>
-        <w:t xml:space="preserve">     │  · CCB에서 변경 타당성 심의</w:t>
-      </w:r>
-      <w:r>
-        <w:br/>
-      </w:r>
-      <w:r>
-        <w:rPr>
-          <w:rStyle w:val="VerbatimChar"/>
-        </w:rPr>
-        <w:t xml:space="preserve">     │  · 고객 승인 필요 여부 판단</w:t>
-      </w:r>
-      <w:r>
-        <w:br/>
-      </w:r>
-      <w:r>
-        <w:rPr>
-          <w:rStyle w:val="VerbatimChar"/>
-        </w:rPr>
-        <w:t xml:space="preserve">     │</w:t>
-      </w:r>
-      <w:r>
-        <w:br/>
-      </w:r>
-      <w:r>
-        <w:rPr>
-          <w:rStyle w:val="VerbatimChar"/>
-        </w:rPr>
-        <w:t xml:space="preserve">     ├──→ [반려] → ECR 보완 또는 종결</w:t>
-      </w:r>
-      <w:r>
-        <w:br/>
-      </w:r>
-      <w:r>
-        <w:rPr>
-          <w:rStyle w:val="VerbatimChar"/>
-        </w:rPr>
-        <w:t xml:space="preserve">     │</w:t>
-      </w:r>
-      <w:r>
-        <w:br/>
-      </w:r>
-      <w:r>
-        <w:rPr>
-          <w:rStyle w:val="VerbatimChar"/>
-        </w:rPr>
-        <w:t xml:space="preserve">     ▼</w:t>
-      </w:r>
-      <w:r>
-        <w:br/>
-      </w:r>
-      <w:r>
-        <w:rPr>
-          <w:rStyle w:val="VerbatimChar"/>
-        </w:rPr>
-        <w:t xml:space="preserve">  ④ 고객 승인 (해당 시)</w:t>
-      </w:r>
-      <w:r>
-        <w:br/>
-      </w:r>
-      <w:r>
-        <w:rPr>
-          <w:rStyle w:val="VerbatimChar"/>
-        </w:rPr>
-        <w:t xml:space="preserve">     │  · 고객 통보 및 승인 획득</w:t>
-      </w:r>
-      <w:r>
-        <w:br/>
-      </w:r>
-      <w:r>
-        <w:rPr>
-          <w:rStyle w:val="VerbatimChar"/>
-        </w:rPr>
-        <w:t xml:space="preserve">     │  · 고객 승인 기록 보존</w:t>
-      </w:r>
-      <w:r>
-        <w:br/>
-      </w:r>
-      <w:r>
-        <w:rPr>
-          <w:rStyle w:val="VerbatimChar"/>
-        </w:rPr>
-        <w:t xml:space="preserve">     │</w:t>
-      </w:r>
-      <w:r>
-        <w:br/>
-      </w:r>
-      <w:r>
-        <w:rPr>
-          <w:rStyle w:val="VerbatimChar"/>
-        </w:rPr>
-        <w:t xml:space="preserve">     ▼</w:t>
-      </w:r>
-      <w:r>
-        <w:br/>
-      </w:r>
-      <w:r>
-        <w:rPr>
-          <w:rStyle w:val="VerbatimChar"/>
-        </w:rPr>
-        <w:t xml:space="preserve">  ⑤ ECN (설계 변경 통보) 발행</w:t>
-      </w:r>
-      <w:r>
-        <w:br/>
-      </w:r>
-      <w:r>
-        <w:rPr>
-          <w:rStyle w:val="VerbatimChar"/>
-        </w:rPr>
-        <w:t xml:space="preserve">     │  · 변경 실행 지시</w:t>
-      </w:r>
-      <w:r>
-        <w:br/>
-      </w:r>
-      <w:r>
-        <w:rPr>
-          <w:rStyle w:val="VerbatimChar"/>
-        </w:rPr>
-        <w:t xml:space="preserve">     │  · 관련 부서 배포</w:t>
-      </w:r>
-      <w:r>
-        <w:br/>
-      </w:r>
-      <w:r>
-        <w:rPr>
-          <w:rStyle w:val="VerbatimChar"/>
-        </w:rPr>
-        <w:t xml:space="preserve">     │</w:t>
-      </w:r>
-      <w:r>
-        <w:br/>
-      </w:r>
-      <w:r>
-        <w:rPr>
-          <w:rStyle w:val="VerbatimChar"/>
-        </w:rPr>
-        <w:t xml:space="preserve">     ▼</w:t>
-      </w:r>
-      <w:r>
-        <w:br/>
-      </w:r>
-      <w:r>
-        <w:rPr>
-          <w:rStyle w:val="VerbatimChar"/>
-        </w:rPr>
-        <w:t xml:space="preserve">  ⑥ 변경 실행</w:t>
-      </w:r>
-      <w:r>
-        <w:br/>
-      </w:r>
-      <w:r>
-        <w:rPr>
-          <w:rStyle w:val="VerbatimChar"/>
-        </w:rPr>
-        <w:t xml:space="preserve">     │  · 도면/BOM/사양서 개정</w:t>
-      </w:r>
-      <w:r>
-        <w:br/>
-      </w:r>
-      <w:r>
-        <w:rPr>
-          <w:rStyle w:val="VerbatimChar"/>
-        </w:rPr>
-        <w:t xml:space="preserve">     │  · 금형/지그 변경 (해당 시)</w:t>
-      </w:r>
-      <w:r>
-        <w:br/>
-      </w:r>
-      <w:r>
-        <w:rPr>
-          <w:rStyle w:val="VerbatimChar"/>
-        </w:rPr>
-        <w:t xml:space="preserve">     │  · 생산 전환점 결정 (Effectivity)</w:t>
-      </w:r>
-      <w:r>
-        <w:br/>
-      </w:r>
-      <w:r>
-        <w:rPr>
-          <w:rStyle w:val="VerbatimChar"/>
-        </w:rPr>
-        <w:t xml:space="preserve">     │  · 재공품/재고 처리 결정</w:t>
-      </w:r>
-      <w:r>
-        <w:br/>
-      </w:r>
-      <w:r>
-        <w:rPr>
-          <w:rStyle w:val="VerbatimChar"/>
-        </w:rPr>
-        <w:t xml:space="preserve">     │</w:t>
-      </w:r>
-      <w:r>
-        <w:br/>
-      </w:r>
-      <w:r>
-        <w:rPr>
-          <w:rStyle w:val="VerbatimChar"/>
-        </w:rPr>
-        <w:t xml:space="preserve">     ▼</w:t>
-      </w:r>
-      <w:r>
-        <w:br/>
-      </w:r>
-      <w:r>
-        <w:rPr>
-          <w:rStyle w:val="VerbatimChar"/>
-        </w:rPr>
-        <w:t xml:space="preserve">  ⑦ 변경 검증</w:t>
-      </w:r>
-      <w:r>
-        <w:br/>
-      </w:r>
-      <w:r>
-        <w:rPr>
-          <w:rStyle w:val="VerbatimChar"/>
-        </w:rPr>
-        <w:t xml:space="preserve">     │  · 변경된 설계의 재검증 (DVP&amp;R 갱신)</w:t>
-      </w:r>
-      <w:r>
-        <w:br/>
-      </w:r>
-      <w:r>
-        <w:rPr>
-          <w:rStyle w:val="VerbatimChar"/>
-        </w:rPr>
-        <w:t xml:space="preserve">     │  · 형상 기준선 갱신 (QP-803)</w:t>
-      </w:r>
-      <w:r>
-        <w:br/>
-      </w:r>
-      <w:r>
-        <w:rPr>
-          <w:rStyle w:val="VerbatimChar"/>
-        </w:rPr>
-        <w:t xml:space="preserve">     │  · 변경 이력 기록</w:t>
-      </w:r>
-      <w:r>
-        <w:br/>
-      </w:r>
-      <w:r>
-        <w:rPr>
-          <w:rStyle w:val="VerbatimChar"/>
-        </w:rPr>
-        <w:t xml:space="preserve">     │</w:t>
-      </w:r>
-      <w:r>
-        <w:br/>
-      </w:r>
-      <w:r>
-        <w:rPr>
-          <w:rStyle w:val="VerbatimChar"/>
-        </w:rPr>
-        <w:t xml:space="preserve">     ▼</w:t>
-      </w:r>
-      <w:r>
-        <w:br/>
-      </w:r>
-      <w:r>
-        <w:rPr>
-          <w:rStyle w:val="VerbatimChar"/>
-        </w:rPr>
-        <w:t xml:space="preserve">  ⑧ 변경 완료 및 기록 보존</w:t>
-      </w:r>
-      <w:r>
-        <w:br/>
-      </w:r>
-      <w:r>
-        <w:rPr>
-          <w:rStyle w:val="VerbatimChar"/>
-        </w:rPr>
-        <w:t xml:space="preserve">     · ECR/ECN 이력 보존</w:t>
-      </w:r>
-      <w:r>
-        <w:br/>
-      </w:r>
-      <w:r>
-        <w:rPr>
-          <w:rStyle w:val="VerbatimChar"/>
-        </w:rPr>
-        <w:t xml:space="preserve">     · 형상관리 기록 갱신</w:t>
-      </w:r>
-    </w:p>
+    <w:tbl>
+      <w:tblPr>
+        <w:tblLook w:firstColumn="1" w:firstRow="1" w:lastColumn="0" w:lastRow="0" w:noHBand="0" w:noVBand="1" w:val="04A0"/>
+        <w:tblW w:w="8788" w:type="dxa"/>
+        <w:tblBorders>
+          <w:top w:val="single" w:sz="4" w:color="2E74B5" w:space="0"/>
+          <w:left w:val="single" w:sz="4" w:color="2E74B5" w:space="0"/>
+          <w:bottom w:val="single" w:sz="4" w:color="2E74B5" w:space="0"/>
+          <w:right w:val="single" w:sz="4" w:color="2E74B5" w:space="0"/>
+          <w:insideH w:val="single" w:sz="4" w:color="BDD7EE" w:space="0"/>
+          <w:insideV w:val="single" w:sz="2" w:color="D9D9D9" w:space="0"/>
+        </w:tblBorders>
+      </w:tblPr>
+      <w:tblGrid>
+        <w:gridCol w:w="8788"/>
+      </w:tblGrid>
+      <w:tr>
+        <w:tc>
+          <w:tcPr>
+            <w:tcW w:w="8788" w:type="dxa"/>
+            <w:tcMar>
+              <w:top w:w="80" w:type="dxa"/>
+              <w:left w:w="140" w:type="dxa"/>
+              <w:bottom w:w="80" w:type="dxa"/>
+              <w:right w:w="140" w:type="dxa"/>
+            </w:tcMar>
+          </w:tcPr>
+          <w:p>
+            <w:pPr>
+              <w:spacing w:before="0" w:after="0" w:line="240" w:lineRule="auto"/>
+            </w:pPr>
+            <w:r>
+              <w:rPr>
+                <w:rFonts w:ascii="Courier New" w:hAnsi="Courier New" w:eastAsia="NanumGothicCoding"/>
+                <w:sz w:val="18"/>
+                <w:szCs w:val="18"/>
+              </w:rPr>
+              <w:t xml:space="preserve">┌─────────────────────────────────────────────────────────────────┐</w:t>
+            </w:r>
+          </w:p>
+          <w:p>
+            <w:pPr>
+              <w:spacing w:before="0" w:after="0" w:line="240" w:lineRule="auto"/>
+            </w:pPr>
+            <w:r>
+              <w:rPr>
+                <w:rFonts w:ascii="Courier New" w:hAnsi="Courier New" w:eastAsia="NanumGothicCoding"/>
+                <w:sz w:val="18"/>
+                <w:szCs w:val="18"/>
+              </w:rPr>
+              <w:t xml:space="preserve">│              설계/개발 변경 관리 프로세스 흐름도                     │</w:t>
+            </w:r>
+          </w:p>
+          <w:p>
+            <w:pPr>
+              <w:spacing w:before="0" w:after="0" w:line="240" w:lineRule="auto"/>
+            </w:pPr>
+            <w:r>
+              <w:rPr>
+                <w:rFonts w:ascii="Courier New" w:hAnsi="Courier New" w:eastAsia="NanumGothicCoding"/>
+                <w:sz w:val="18"/>
+                <w:szCs w:val="18"/>
+              </w:rPr>
+              <w:t xml:space="preserve">│           Design/Development Change Management Flow               │</w:t>
+            </w:r>
+          </w:p>
+          <w:p>
+            <w:pPr>
+              <w:spacing w:before="0" w:after="0" w:line="240" w:lineRule="auto"/>
+            </w:pPr>
+            <w:r>
+              <w:rPr>
+                <w:rFonts w:ascii="Courier New" w:hAnsi="Courier New" w:eastAsia="NanumGothicCoding"/>
+                <w:sz w:val="18"/>
+                <w:szCs w:val="18"/>
+              </w:rPr>
+              <w:t xml:space="preserve">└─────────────────────────────────────────────────────────────────┘</w:t>
+            </w:r>
+          </w:p>
+          <w:p>
+            <w:pPr>
+              <w:spacing w:before="0" w:after="0" w:line="240" w:lineRule="auto"/>
+            </w:pPr>
+            <w:r>
+              <w:rPr>
+                <w:rFonts w:ascii="Courier New" w:hAnsi="Courier New" w:eastAsia="NanumGothicCoding"/>
+                <w:sz w:val="18"/>
+                <w:szCs w:val="18"/>
+              </w:rPr>
+              <w:t xml:space="preserve"/>
+            </w:r>
+          </w:p>
+          <w:p>
+            <w:pPr>
+              <w:spacing w:before="0" w:after="0" w:line="240" w:lineRule="auto"/>
+            </w:pPr>
+            <w:r>
+              <w:rPr>
+                <w:rFonts w:ascii="Courier New" w:hAnsi="Courier New" w:eastAsia="NanumGothicCoding"/>
+                <w:sz w:val="18"/>
+                <w:szCs w:val="18"/>
+              </w:rPr>
+              <w:t xml:space="preserve">  변경 필요 발생 (설계 오류, 고객 요구, 개선, 부적합)</w:t>
+            </w:r>
+          </w:p>
+          <w:p>
+            <w:pPr>
+              <w:spacing w:before="0" w:after="0" w:line="240" w:lineRule="auto"/>
+            </w:pPr>
+            <w:r>
+              <w:rPr>
+                <w:rFonts w:ascii="Courier New" w:hAnsi="Courier New" w:eastAsia="NanumGothicCoding"/>
+                <w:sz w:val="18"/>
+                <w:szCs w:val="18"/>
+              </w:rPr>
+              <w:t xml:space="preserve">     │</w:t>
+            </w:r>
+          </w:p>
+          <w:p>
+            <w:pPr>
+              <w:spacing w:before="0" w:after="0" w:line="240" w:lineRule="auto"/>
+            </w:pPr>
+            <w:r>
+              <w:rPr>
+                <w:rFonts w:ascii="Courier New" w:hAnsi="Courier New" w:eastAsia="NanumGothicCoding"/>
+                <w:sz w:val="18"/>
+                <w:szCs w:val="18"/>
+              </w:rPr>
+              <w:t xml:space="preserve">     ▼</w:t>
+            </w:r>
+          </w:p>
+          <w:p>
+            <w:pPr>
+              <w:spacing w:before="0" w:after="0" w:line="240" w:lineRule="auto"/>
+            </w:pPr>
+            <w:r>
+              <w:rPr>
+                <w:rFonts w:ascii="Courier New" w:hAnsi="Courier New" w:eastAsia="NanumGothicCoding"/>
+                <w:sz w:val="18"/>
+                <w:szCs w:val="18"/>
+              </w:rPr>
+              <w:t xml:space="preserve">  ① ECR (설계 변경 요청) 작성</w:t>
+            </w:r>
+          </w:p>
+          <w:p>
+            <w:pPr>
+              <w:spacing w:before="0" w:after="0" w:line="240" w:lineRule="auto"/>
+            </w:pPr>
+            <w:r>
+              <w:rPr>
+                <w:rFonts w:ascii="Courier New" w:hAnsi="Courier New" w:eastAsia="NanumGothicCoding"/>
+                <w:sz w:val="18"/>
+                <w:szCs w:val="18"/>
+              </w:rPr>
+              <w:t xml:space="preserve">     │  · 변경 사유, 변경 내용, 영향 범위 기술</w:t>
+            </w:r>
+          </w:p>
+          <w:p>
+            <w:pPr>
+              <w:spacing w:before="0" w:after="0" w:line="240" w:lineRule="auto"/>
+            </w:pPr>
+            <w:r>
+              <w:rPr>
+                <w:rFonts w:ascii="Courier New" w:hAnsi="Courier New" w:eastAsia="NanumGothicCoding"/>
+                <w:sz w:val="18"/>
+                <w:szCs w:val="18"/>
+              </w:rPr>
+              <w:t xml:space="preserve">     │  · 요청자 → 기술팀장 제출</w:t>
+            </w:r>
+          </w:p>
+          <w:p>
+            <w:pPr>
+              <w:spacing w:before="0" w:after="0" w:line="240" w:lineRule="auto"/>
+            </w:pPr>
+            <w:r>
+              <w:rPr>
+                <w:rFonts w:ascii="Courier New" w:hAnsi="Courier New" w:eastAsia="NanumGothicCoding"/>
+                <w:sz w:val="18"/>
+                <w:szCs w:val="18"/>
+              </w:rPr>
+              <w:t xml:space="preserve">     │</w:t>
+            </w:r>
+          </w:p>
+          <w:p>
+            <w:pPr>
+              <w:spacing w:before="0" w:after="0" w:line="240" w:lineRule="auto"/>
+            </w:pPr>
+            <w:r>
+              <w:rPr>
+                <w:rFonts w:ascii="Courier New" w:hAnsi="Courier New" w:eastAsia="NanumGothicCoding"/>
+                <w:sz w:val="18"/>
+                <w:szCs w:val="18"/>
+              </w:rPr>
+              <w:t xml:space="preserve">     ▼</w:t>
+            </w:r>
+          </w:p>
+          <w:p>
+            <w:pPr>
+              <w:spacing w:before="0" w:after="0" w:line="240" w:lineRule="auto"/>
+            </w:pPr>
+            <w:r>
+              <w:rPr>
+                <w:rFonts w:ascii="Courier New" w:hAnsi="Courier New" w:eastAsia="NanumGothicCoding"/>
+                <w:sz w:val="18"/>
+                <w:szCs w:val="18"/>
+              </w:rPr>
+              <w:t xml:space="preserve">  ② 영향 분석 (Impact Analysis)</w:t>
+            </w:r>
+          </w:p>
+          <w:p>
+            <w:pPr>
+              <w:spacing w:before="0" w:after="0" w:line="240" w:lineRule="auto"/>
+            </w:pPr>
+            <w:r>
+              <w:rPr>
+                <w:rFonts w:ascii="Courier New" w:hAnsi="Courier New" w:eastAsia="NanumGothicCoding"/>
+                <w:sz w:val="18"/>
+                <w:szCs w:val="18"/>
+              </w:rPr>
+              <w:t xml:space="preserve">     │  · 기술적 영향: 기능, 성능, 안전, KC 영향</w:t>
+            </w:r>
+          </w:p>
+          <w:p>
+            <w:pPr>
+              <w:spacing w:before="0" w:after="0" w:line="240" w:lineRule="auto"/>
+            </w:pPr>
+            <w:r>
+              <w:rPr>
+                <w:rFonts w:ascii="Courier New" w:hAnsi="Courier New" w:eastAsia="NanumGothicCoding"/>
+                <w:sz w:val="18"/>
+                <w:szCs w:val="18"/>
+              </w:rPr>
+              <w:t xml:space="preserve">     │  · 생산 영향: 공정, 금형, 재공품, 재고</w:t>
+            </w:r>
+          </w:p>
+          <w:p>
+            <w:pPr>
+              <w:spacing w:before="0" w:after="0" w:line="240" w:lineRule="auto"/>
+            </w:pPr>
+            <w:r>
+              <w:rPr>
+                <w:rFonts w:ascii="Courier New" w:hAnsi="Courier New" w:eastAsia="NanumGothicCoding"/>
+                <w:sz w:val="18"/>
+                <w:szCs w:val="18"/>
+              </w:rPr>
+              <w:t xml:space="preserve">     │  · 원가 영향: 부품비, 공정비, 금형비</w:t>
+            </w:r>
+          </w:p>
+          <w:p>
+            <w:pPr>
+              <w:spacing w:before="0" w:after="0" w:line="240" w:lineRule="auto"/>
+            </w:pPr>
+            <w:r>
+              <w:rPr>
+                <w:rFonts w:ascii="Courier New" w:hAnsi="Courier New" w:eastAsia="NanumGothicCoding"/>
+                <w:sz w:val="18"/>
+                <w:szCs w:val="18"/>
+              </w:rPr>
+              <w:t xml:space="preserve">     │  · 일정 영향: 납기, 생산 계획</w:t>
+            </w:r>
+          </w:p>
+          <w:p>
+            <w:pPr>
+              <w:spacing w:before="0" w:after="0" w:line="240" w:lineRule="auto"/>
+            </w:pPr>
+            <w:r>
+              <w:rPr>
+                <w:rFonts w:ascii="Courier New" w:hAnsi="Courier New" w:eastAsia="NanumGothicCoding"/>
+                <w:sz w:val="18"/>
+                <w:szCs w:val="18"/>
+              </w:rPr>
+              <w:t xml:space="preserve">     │  · 형상관리 영향: 기준선, CI 변경</w:t>
+            </w:r>
+          </w:p>
+          <w:p>
+            <w:pPr>
+              <w:spacing w:before="0" w:after="0" w:line="240" w:lineRule="auto"/>
+            </w:pPr>
+            <w:r>
+              <w:rPr>
+                <w:rFonts w:ascii="Courier New" w:hAnsi="Courier New" w:eastAsia="NanumGothicCoding"/>
+                <w:sz w:val="18"/>
+                <w:szCs w:val="18"/>
+              </w:rPr>
+              <w:t xml:space="preserve">     │</w:t>
+            </w:r>
+          </w:p>
+          <w:p>
+            <w:pPr>
+              <w:spacing w:before="0" w:after="0" w:line="240" w:lineRule="auto"/>
+            </w:pPr>
+            <w:r>
+              <w:rPr>
+                <w:rFonts w:ascii="Courier New" w:hAnsi="Courier New" w:eastAsia="NanumGothicCoding"/>
+                <w:sz w:val="18"/>
+                <w:szCs w:val="18"/>
+              </w:rPr>
+              <w:t xml:space="preserve">     ▼</w:t>
+            </w:r>
+          </w:p>
+          <w:p>
+            <w:pPr>
+              <w:spacing w:before="0" w:after="0" w:line="240" w:lineRule="auto"/>
+            </w:pPr>
+            <w:r>
+              <w:rPr>
+                <w:rFonts w:ascii="Courier New" w:hAnsi="Courier New" w:eastAsia="NanumGothicCoding"/>
+                <w:sz w:val="18"/>
+                <w:szCs w:val="18"/>
+              </w:rPr>
+              <w:t xml:space="preserve">  ③ CCB 심의/승인 (QP-803 연계)</w:t>
+            </w:r>
+          </w:p>
+          <w:p>
+            <w:pPr>
+              <w:spacing w:before="0" w:after="0" w:line="240" w:lineRule="auto"/>
+            </w:pPr>
+            <w:r>
+              <w:rPr>
+                <w:rFonts w:ascii="Courier New" w:hAnsi="Courier New" w:eastAsia="NanumGothicCoding"/>
+                <w:sz w:val="18"/>
+                <w:szCs w:val="18"/>
+              </w:rPr>
+              <w:t xml:space="preserve">     │  · CCB에서 변경 타당성 심의</w:t>
+            </w:r>
+          </w:p>
+          <w:p>
+            <w:pPr>
+              <w:spacing w:before="0" w:after="0" w:line="240" w:lineRule="auto"/>
+            </w:pPr>
+            <w:r>
+              <w:rPr>
+                <w:rFonts w:ascii="Courier New" w:hAnsi="Courier New" w:eastAsia="NanumGothicCoding"/>
+                <w:sz w:val="18"/>
+                <w:szCs w:val="18"/>
+              </w:rPr>
+              <w:t xml:space="preserve">     │  · 고객 승인 필요 여부 판단</w:t>
+            </w:r>
+          </w:p>
+          <w:p>
+            <w:pPr>
+              <w:spacing w:before="0" w:after="0" w:line="240" w:lineRule="auto"/>
+            </w:pPr>
+            <w:r>
+              <w:rPr>
+                <w:rFonts w:ascii="Courier New" w:hAnsi="Courier New" w:eastAsia="NanumGothicCoding"/>
+                <w:sz w:val="18"/>
+                <w:szCs w:val="18"/>
+              </w:rPr>
+              <w:t xml:space="preserve">     │</w:t>
+            </w:r>
+          </w:p>
+          <w:p>
+            <w:pPr>
+              <w:spacing w:before="0" w:after="0" w:line="240" w:lineRule="auto"/>
+            </w:pPr>
+            <w:r>
+              <w:rPr>
+                <w:rFonts w:ascii="Courier New" w:hAnsi="Courier New" w:eastAsia="NanumGothicCoding"/>
+                <w:sz w:val="18"/>
+                <w:szCs w:val="18"/>
+              </w:rPr>
+              <w:t xml:space="preserve">     ├──→ [반려] → ECR 보완 또는 종결</w:t>
+            </w:r>
+          </w:p>
+          <w:p>
+            <w:pPr>
+              <w:spacing w:before="0" w:after="0" w:line="240" w:lineRule="auto"/>
+            </w:pPr>
+            <w:r>
+              <w:rPr>
+                <w:rFonts w:ascii="Courier New" w:hAnsi="Courier New" w:eastAsia="NanumGothicCoding"/>
+                <w:sz w:val="18"/>
+                <w:szCs w:val="18"/>
+              </w:rPr>
+              <w:t xml:space="preserve">     │</w:t>
+            </w:r>
+          </w:p>
+          <w:p>
+            <w:pPr>
+              <w:spacing w:before="0" w:after="0" w:line="240" w:lineRule="auto"/>
+            </w:pPr>
+            <w:r>
+              <w:rPr>
+                <w:rFonts w:ascii="Courier New" w:hAnsi="Courier New" w:eastAsia="NanumGothicCoding"/>
+                <w:sz w:val="18"/>
+                <w:szCs w:val="18"/>
+              </w:rPr>
+              <w:t xml:space="preserve">     ▼</w:t>
+            </w:r>
+          </w:p>
+          <w:p>
+            <w:pPr>
+              <w:spacing w:before="0" w:after="0" w:line="240" w:lineRule="auto"/>
+            </w:pPr>
+            <w:r>
+              <w:rPr>
+                <w:rFonts w:ascii="Courier New" w:hAnsi="Courier New" w:eastAsia="NanumGothicCoding"/>
+                <w:sz w:val="18"/>
+                <w:szCs w:val="18"/>
+              </w:rPr>
+              <w:t xml:space="preserve">  ④ 고객 승인 (해당 시)</w:t>
+            </w:r>
+          </w:p>
+          <w:p>
+            <w:pPr>
+              <w:spacing w:before="0" w:after="0" w:line="240" w:lineRule="auto"/>
+            </w:pPr>
+            <w:r>
+              <w:rPr>
+                <w:rFonts w:ascii="Courier New" w:hAnsi="Courier New" w:eastAsia="NanumGothicCoding"/>
+                <w:sz w:val="18"/>
+                <w:szCs w:val="18"/>
+              </w:rPr>
+              <w:t xml:space="preserve">     │  · 고객 통보 및 승인 획득</w:t>
+            </w:r>
+          </w:p>
+          <w:p>
+            <w:pPr>
+              <w:spacing w:before="0" w:after="0" w:line="240" w:lineRule="auto"/>
+            </w:pPr>
+            <w:r>
+              <w:rPr>
+                <w:rFonts w:ascii="Courier New" w:hAnsi="Courier New" w:eastAsia="NanumGothicCoding"/>
+                <w:sz w:val="18"/>
+                <w:szCs w:val="18"/>
+              </w:rPr>
+              <w:t xml:space="preserve">     │  · 고객 승인 기록 보존</w:t>
+            </w:r>
+          </w:p>
+          <w:p>
+            <w:pPr>
+              <w:spacing w:before="0" w:after="0" w:line="240" w:lineRule="auto"/>
+            </w:pPr>
+            <w:r>
+              <w:rPr>
+                <w:rFonts w:ascii="Courier New" w:hAnsi="Courier New" w:eastAsia="NanumGothicCoding"/>
+                <w:sz w:val="18"/>
+                <w:szCs w:val="18"/>
+              </w:rPr>
+              <w:t xml:space="preserve">     │</w:t>
+            </w:r>
+          </w:p>
+          <w:p>
+            <w:pPr>
+              <w:spacing w:before="0" w:after="0" w:line="240" w:lineRule="auto"/>
+            </w:pPr>
+            <w:r>
+              <w:rPr>
+                <w:rFonts w:ascii="Courier New" w:hAnsi="Courier New" w:eastAsia="NanumGothicCoding"/>
+                <w:sz w:val="18"/>
+                <w:szCs w:val="18"/>
+              </w:rPr>
+              <w:t xml:space="preserve">     ▼</w:t>
+            </w:r>
+          </w:p>
+          <w:p>
+            <w:pPr>
+              <w:spacing w:before="0" w:after="0" w:line="240" w:lineRule="auto"/>
+            </w:pPr>
+            <w:r>
+              <w:rPr>
+                <w:rFonts w:ascii="Courier New" w:hAnsi="Courier New" w:eastAsia="NanumGothicCoding"/>
+                <w:sz w:val="18"/>
+                <w:szCs w:val="18"/>
+              </w:rPr>
+              <w:t xml:space="preserve">  ⑤ ECN (설계 변경 통보) 발행</w:t>
+            </w:r>
+          </w:p>
+          <w:p>
+            <w:pPr>
+              <w:spacing w:before="0" w:after="0" w:line="240" w:lineRule="auto"/>
+            </w:pPr>
+            <w:r>
+              <w:rPr>
+                <w:rFonts w:ascii="Courier New" w:hAnsi="Courier New" w:eastAsia="NanumGothicCoding"/>
+                <w:sz w:val="18"/>
+                <w:szCs w:val="18"/>
+              </w:rPr>
+              <w:t xml:space="preserve">     │  · 변경 실행 지시</w:t>
+            </w:r>
+          </w:p>
+          <w:p>
+            <w:pPr>
+              <w:spacing w:before="0" w:after="0" w:line="240" w:lineRule="auto"/>
+            </w:pPr>
+            <w:r>
+              <w:rPr>
+                <w:rFonts w:ascii="Courier New" w:hAnsi="Courier New" w:eastAsia="NanumGothicCoding"/>
+                <w:sz w:val="18"/>
+                <w:szCs w:val="18"/>
+              </w:rPr>
+              <w:t xml:space="preserve">     │  · 관련 부서 배포</w:t>
+            </w:r>
+          </w:p>
+          <w:p>
+            <w:pPr>
+              <w:spacing w:before="0" w:after="0" w:line="240" w:lineRule="auto"/>
+            </w:pPr>
+            <w:r>
+              <w:rPr>
+                <w:rFonts w:ascii="Courier New" w:hAnsi="Courier New" w:eastAsia="NanumGothicCoding"/>
+                <w:sz w:val="18"/>
+                <w:szCs w:val="18"/>
+              </w:rPr>
+              <w:t xml:space="preserve">     │</w:t>
+            </w:r>
+          </w:p>
+          <w:p>
+            <w:pPr>
+              <w:spacing w:before="0" w:after="0" w:line="240" w:lineRule="auto"/>
+            </w:pPr>
+            <w:r>
+              <w:rPr>
+                <w:rFonts w:ascii="Courier New" w:hAnsi="Courier New" w:eastAsia="NanumGothicCoding"/>
+                <w:sz w:val="18"/>
+                <w:szCs w:val="18"/>
+              </w:rPr>
+              <w:t xml:space="preserve">     ▼</w:t>
+            </w:r>
+          </w:p>
+          <w:p>
+            <w:pPr>
+              <w:spacing w:before="0" w:after="0" w:line="240" w:lineRule="auto"/>
+            </w:pPr>
+            <w:r>
+              <w:rPr>
+                <w:rFonts w:ascii="Courier New" w:hAnsi="Courier New" w:eastAsia="NanumGothicCoding"/>
+                <w:sz w:val="18"/>
+                <w:szCs w:val="18"/>
+              </w:rPr>
+              <w:t xml:space="preserve">  ⑥ 변경 실행</w:t>
+            </w:r>
+          </w:p>
+          <w:p>
+            <w:pPr>
+              <w:spacing w:before="0" w:after="0" w:line="240" w:lineRule="auto"/>
+            </w:pPr>
+            <w:r>
+              <w:rPr>
+                <w:rFonts w:ascii="Courier New" w:hAnsi="Courier New" w:eastAsia="NanumGothicCoding"/>
+                <w:sz w:val="18"/>
+                <w:szCs w:val="18"/>
+              </w:rPr>
+              <w:t xml:space="preserve">     │  · 도면/BOM/사양서 개정</w:t>
+            </w:r>
+          </w:p>
+          <w:p>
+            <w:pPr>
+              <w:spacing w:before="0" w:after="0" w:line="240" w:lineRule="auto"/>
+            </w:pPr>
+            <w:r>
+              <w:rPr>
+                <w:rFonts w:ascii="Courier New" w:hAnsi="Courier New" w:eastAsia="NanumGothicCoding"/>
+                <w:sz w:val="18"/>
+                <w:szCs w:val="18"/>
+              </w:rPr>
+              <w:t xml:space="preserve">     │  · 금형/지그 변경 (해당 시)</w:t>
+            </w:r>
+          </w:p>
+          <w:p>
+            <w:pPr>
+              <w:spacing w:before="0" w:after="0" w:line="240" w:lineRule="auto"/>
+            </w:pPr>
+            <w:r>
+              <w:rPr>
+                <w:rFonts w:ascii="Courier New" w:hAnsi="Courier New" w:eastAsia="NanumGothicCoding"/>
+                <w:sz w:val="18"/>
+                <w:szCs w:val="18"/>
+              </w:rPr>
+              <w:t xml:space="preserve">     │  · 생산 전환점 결정 (Effectivity)</w:t>
+            </w:r>
+          </w:p>
+          <w:p>
+            <w:pPr>
+              <w:spacing w:before="0" w:after="0" w:line="240" w:lineRule="auto"/>
+            </w:pPr>
+            <w:r>
+              <w:rPr>
+                <w:rFonts w:ascii="Courier New" w:hAnsi="Courier New" w:eastAsia="NanumGothicCoding"/>
+                <w:sz w:val="18"/>
+                <w:szCs w:val="18"/>
+              </w:rPr>
+              <w:t xml:space="preserve">     │  · 재공품/재고 처리 결정</w:t>
+            </w:r>
+          </w:p>
+          <w:p>
+            <w:pPr>
+              <w:spacing w:before="0" w:after="0" w:line="240" w:lineRule="auto"/>
+            </w:pPr>
+            <w:r>
+              <w:rPr>
+                <w:rFonts w:ascii="Courier New" w:hAnsi="Courier New" w:eastAsia="NanumGothicCoding"/>
+                <w:sz w:val="18"/>
+                <w:szCs w:val="18"/>
+              </w:rPr>
+              <w:t xml:space="preserve">     │</w:t>
+            </w:r>
+          </w:p>
+          <w:p>
+            <w:pPr>
+              <w:spacing w:before="0" w:after="0" w:line="240" w:lineRule="auto"/>
+            </w:pPr>
+            <w:r>
+              <w:rPr>
+                <w:rFonts w:ascii="Courier New" w:hAnsi="Courier New" w:eastAsia="NanumGothicCoding"/>
+                <w:sz w:val="18"/>
+                <w:szCs w:val="18"/>
+              </w:rPr>
+              <w:t xml:space="preserve">     ▼</w:t>
+            </w:r>
+          </w:p>
+          <w:p>
+            <w:pPr>
+              <w:spacing w:before="0" w:after="0" w:line="240" w:lineRule="auto"/>
+            </w:pPr>
+            <w:r>
+              <w:rPr>
+                <w:rFonts w:ascii="Courier New" w:hAnsi="Courier New" w:eastAsia="NanumGothicCoding"/>
+                <w:sz w:val="18"/>
+                <w:szCs w:val="18"/>
+              </w:rPr>
+              <w:t xml:space="preserve">  ⑦ 변경 검증</w:t>
+            </w:r>
+          </w:p>
+          <w:p>
+            <w:pPr>
+              <w:spacing w:before="0" w:after="0" w:line="240" w:lineRule="auto"/>
+            </w:pPr>
+            <w:r>
+              <w:rPr>
+                <w:rFonts w:ascii="Courier New" w:hAnsi="Courier New" w:eastAsia="NanumGothicCoding"/>
+                <w:sz w:val="18"/>
+                <w:szCs w:val="18"/>
+              </w:rPr>
+              <w:t xml:space="preserve">     │  · 변경된 설계의 재검증 (DVP&amp;R 갱신)</w:t>
+            </w:r>
+          </w:p>
+          <w:p>
+            <w:pPr>
+              <w:spacing w:before="0" w:after="0" w:line="240" w:lineRule="auto"/>
+            </w:pPr>
+            <w:r>
+              <w:rPr>
+                <w:rFonts w:ascii="Courier New" w:hAnsi="Courier New" w:eastAsia="NanumGothicCoding"/>
+                <w:sz w:val="18"/>
+                <w:szCs w:val="18"/>
+              </w:rPr>
+              <w:t xml:space="preserve">     │  · 형상 기준선 갱신 (QP-803)</w:t>
+            </w:r>
+          </w:p>
+          <w:p>
+            <w:pPr>
+              <w:spacing w:before="0" w:after="0" w:line="240" w:lineRule="auto"/>
+            </w:pPr>
+            <w:r>
+              <w:rPr>
+                <w:rFonts w:ascii="Courier New" w:hAnsi="Courier New" w:eastAsia="NanumGothicCoding"/>
+                <w:sz w:val="18"/>
+                <w:szCs w:val="18"/>
+              </w:rPr>
+              <w:t xml:space="preserve">     │  · 변경 이력 기록</w:t>
+            </w:r>
+          </w:p>
+          <w:p>
+            <w:pPr>
+              <w:spacing w:before="0" w:after="0" w:line="240" w:lineRule="auto"/>
+            </w:pPr>
+            <w:r>
+              <w:rPr>
+                <w:rFonts w:ascii="Courier New" w:hAnsi="Courier New" w:eastAsia="NanumGothicCoding"/>
+                <w:sz w:val="18"/>
+                <w:szCs w:val="18"/>
+              </w:rPr>
+              <w:t xml:space="preserve">     │</w:t>
+            </w:r>
+          </w:p>
+          <w:p>
+            <w:pPr>
+              <w:spacing w:before="0" w:after="0" w:line="240" w:lineRule="auto"/>
+            </w:pPr>
+            <w:r>
+              <w:rPr>
+                <w:rFonts w:ascii="Courier New" w:hAnsi="Courier New" w:eastAsia="NanumGothicCoding"/>
+                <w:sz w:val="18"/>
+                <w:szCs w:val="18"/>
+              </w:rPr>
+              <w:t xml:space="preserve">     ▼</w:t>
+            </w:r>
+          </w:p>
+          <w:p>
+            <w:pPr>
+              <w:spacing w:before="0" w:after="0" w:line="240" w:lineRule="auto"/>
+            </w:pPr>
+            <w:r>
+              <w:rPr>
+                <w:rFonts w:ascii="Courier New" w:hAnsi="Courier New" w:eastAsia="NanumGothicCoding"/>
+                <w:sz w:val="18"/>
+                <w:szCs w:val="18"/>
+              </w:rPr>
+              <w:t xml:space="preserve">  ⑧ 변경 완료 및 기록 보존</w:t>
+            </w:r>
+          </w:p>
+          <w:p>
+            <w:pPr>
+              <w:spacing w:before="0" w:after="0" w:line="240" w:lineRule="auto"/>
+            </w:pPr>
+            <w:r>
+              <w:rPr>
+                <w:rFonts w:ascii="Courier New" w:hAnsi="Courier New" w:eastAsia="NanumGothicCoding"/>
+                <w:sz w:val="18"/>
+                <w:szCs w:val="18"/>
+              </w:rPr>
+              <w:t xml:space="preserve">     · ECR/ECN 이력 보존</w:t>
+            </w:r>
+          </w:p>
+          <w:p>
+            <w:pPr>
+              <w:spacing w:before="0" w:after="0" w:line="240" w:lineRule="auto"/>
+            </w:pPr>
+            <w:r>
+              <w:rPr>
+                <w:rFonts w:ascii="Courier New" w:hAnsi="Courier New" w:eastAsia="NanumGothicCoding"/>
+                <w:sz w:val="18"/>
+                <w:szCs w:val="18"/>
+              </w:rPr>
+              <w:t xml:space="preserve">     · 형상관리 기록 갱신</w:t>
+            </w:r>
+          </w:p>
+        </w:tc>
+      </w:tr>
+    </w:tbl>
     <w:bookmarkEnd w:id="48"/>
     <w:bookmarkStart w:id="49" w:name="설계-변경-분류"/>
     <w:p>
@@ -9873,10 +10318,18 @@
           </w:p>
         </w:tc>
         <w:tc>
-          <w:tcPr/>
-          <w:p>
-            <w:pPr>
-              <w:pStyle w:val="Compact"/>
+          <w:tcPr>
+            <w:tcMar>
+              <w:top w:w="60" w:type="dxa"/>
+              <w:left w:w="120" w:type="dxa"/>
+              <w:bottom w:w="60" w:type="dxa"/>
+              <w:right w:w="120" w:type="dxa"/>
+            </w:tcMar>
+          </w:tcPr>
+          <w:p>
+            <w:pPr>
+              <w:pStyle w:val="Compact"/>
+              <w:wordWrap w:val="1"/>
             </w:pPr>
             <w:r>
               <w:t xml:space="preserve">고객 요구 시</w:t>
@@ -9919,10 +10372,18 @@
           </w:p>
         </w:tc>
         <w:tc>
-          <w:tcPr/>
-          <w:p>
-            <w:pPr>
-              <w:pStyle w:val="Compact"/>
+          <w:tcPr>
+            <w:tcMar>
+              <w:top w:w="60" w:type="dxa"/>
+              <w:left w:w="120" w:type="dxa"/>
+              <w:bottom w:w="60" w:type="dxa"/>
+              <w:right w:w="120" w:type="dxa"/>
+            </w:tcMar>
+          </w:tcPr>
+          <w:p>
+            <w:pPr>
+              <w:pStyle w:val="Compact"/>
+              <w:wordWrap w:val="1"/>
             </w:pPr>
             <w:r>
               <w:t xml:space="preserve">불필요</w:t>
@@ -10261,7 +10722,7 @@
         </w:trPr>
         <w:tc>
           <w:tcPr>
-            <w:tcW w:w="2460" w:type="dxa"/>
+            <w:tcW w:w="3000" w:type="dxa"/>
             <w:tcMar>
               <w:top w:w="60" w:type="dxa"/>
               <w:left w:w="120" w:type="dxa"/>
@@ -10282,7 +10743,7 @@
         </w:tc>
         <w:tc>
           <w:tcPr>
-            <w:tcW w:w="6328" w:type="dxa"/>
+            <w:tcW w:w="5788" w:type="dxa"/>
             <w:tcMar>
               <w:top w:w="60" w:type="dxa"/>
               <w:left w:w="120" w:type="dxa"/>
@@ -10304,9 +10765,7 @@
       </w:tr>
       <w:tr>
         <w:tc>
-          <w:tcPr>
-            <w:tcW w:w="2460" w:type="dxa"/>
-          </w:tcPr>
+          <w:tcPr/>
           <w:p>
             <w:pPr>
               <w:pStyle w:val="Compact"/>
@@ -10318,7 +10777,7 @@
         </w:tc>
         <w:tc>
           <w:tcPr>
-            <w:tcW w:w="6328" w:type="dxa"/>
+            <w:tcW w:w="5788" w:type="dxa"/>
             <w:tcMar>
               <w:top w:w="60" w:type="dxa"/>
               <w:left w:w="120" w:type="dxa"/>
@@ -10351,6 +10810,7 @@
         </w:tc>
         <w:tc>
           <w:tcPr>
+            <w:tcW w:w="5788" w:type="dxa"/>
             <w:tcMar>
               <w:top w:w="60" w:type="dxa"/>
               <w:left w:w="120" w:type="dxa"/>
@@ -10382,9 +10842,7 @@
           </w:p>
         </w:tc>
         <w:tc>
-          <w:tcPr>
-            <w:tcW w:w="6328" w:type="dxa"/>
-          </w:tcPr>
+          <w:tcPr/>
           <w:p>
             <w:pPr>
               <w:pStyle w:val="Compact"/>
@@ -10397,8 +10855,19 @@
       </w:tr>
       <w:tr>
         <w:tc>
-          <w:tcPr>
-            <w:tcW w:w="2460" w:type="dxa"/>
+          <w:tcPr/>
+          <w:p>
+            <w:pPr>
+              <w:pStyle w:val="Compact"/>
+            </w:pPr>
+            <w:r>
+              <w:t xml:space="preserve">재료/공정 변경</w:t>
+            </w:r>
+          </w:p>
+        </w:tc>
+        <w:tc>
+          <w:tcPr>
+            <w:tcW w:w="5788" w:type="dxa"/>
             <w:tcMar>
               <w:top w:w="60" w:type="dxa"/>
               <w:left w:w="120" w:type="dxa"/>
@@ -10412,17 +10881,6 @@
               <w:wordWrap w:val="1"/>
             </w:pPr>
             <w:r>
-              <w:t xml:space="preserve">재료/공정 변경</w:t>
-            </w:r>
-          </w:p>
-        </w:tc>
-        <w:tc>
-          <w:tcPr/>
-          <w:p>
-            <w:pPr>
-              <w:pStyle w:val="Compact"/>
-            </w:pPr>
-            <w:r>
               <w:t xml:space="preserve">고객 통보 (계약 조건에 따라 승인 필요)</w:t>
             </w:r>
           </w:p>
@@ -10454,18 +10912,10 @@
       </w:tr>
       <w:tr>
         <w:tc>
-          <w:tcPr>
-            <w:tcMar>
-              <w:top w:w="60" w:type="dxa"/>
-              <w:left w:w="120" w:type="dxa"/>
-              <w:bottom w:w="60" w:type="dxa"/>
-              <w:right w:w="120" w:type="dxa"/>
-            </w:tcMar>
-          </w:tcPr>
-          <w:p>
-            <w:pPr>
-              <w:pStyle w:val="Compact"/>
-              <w:wordWrap w:val="1"/>
+          <w:tcPr/>
+          <w:p>
+            <w:pPr>
+              <w:pStyle w:val="Compact"/>
             </w:pPr>
             <w:r>
               <w:t xml:space="preserve">설계 이관 (생산지 변경)</w:t>
@@ -10473,18 +10923,10 @@
           </w:p>
         </w:tc>
         <w:tc>
-          <w:tcPr>
-            <w:tcMar>
-              <w:top w:w="60" w:type="dxa"/>
-              <w:left w:w="120" w:type="dxa"/>
-              <w:bottom w:w="60" w:type="dxa"/>
-              <w:right w:w="120" w:type="dxa"/>
-            </w:tcMar>
-          </w:tcPr>
-          <w:p>
-            <w:pPr>
-              <w:pStyle w:val="Compact"/>
-              <w:wordWrap w:val="1"/>
+          <w:tcPr/>
+          <w:p>
+            <w:pPr>
+              <w:pStyle w:val="Compact"/>
             </w:pPr>
             <w:r>
               <w:t xml:space="preserve">고객 사전 승인 필수</w:t>
@@ -11295,7 +11737,6 @@
               <w:bottom w:w="60" w:type="dxa"/>
               <w:right w:w="120" w:type="dxa"/>
             </w:tcMar>
-            <w:shd w:val="clear" w:color="auto" w:fill="DEEAF1"/>
           </w:tcPr>
           <w:p>
             <w:pPr>
@@ -11315,7 +11756,6 @@
               <w:bottom w:w="60" w:type="dxa"/>
               <w:right w:w="120" w:type="dxa"/>
             </w:tcMar>
-            <w:shd w:val="clear" w:color="auto" w:fill="DEEAF1"/>
           </w:tcPr>
           <w:p>
             <w:pPr>
@@ -11335,7 +11775,6 @@
               <w:bottom w:w="60" w:type="dxa"/>
               <w:right w:w="120" w:type="dxa"/>
             </w:tcMar>
-            <w:shd w:val="clear" w:color="auto" w:fill="DEEAF1"/>
           </w:tcPr>
           <w:p>
             <w:pPr>
@@ -11898,18 +12337,10 @@
       </w:tr>
       <w:tr>
         <w:tc>
-          <w:tcPr>
-            <w:tcMar>
-              <w:top w:w="60" w:type="dxa"/>
-              <w:left w:w="120" w:type="dxa"/>
-              <w:bottom w:w="60" w:type="dxa"/>
-              <w:right w:w="120" w:type="dxa"/>
-            </w:tcMar>
-          </w:tcPr>
-          <w:p>
-            <w:pPr>
-              <w:pStyle w:val="Compact"/>
-              <w:wordWrap w:val="1"/>
+          <w:tcPr/>
+          <w:p>
+            <w:pPr>
+              <w:pStyle w:val="Compact"/>
             </w:pPr>
             <w:r>
               <w:t xml:space="preserve">QF-807-05</w:t>
@@ -11917,18 +12348,10 @@
           </w:p>
         </w:tc>
         <w:tc>
-          <w:tcPr>
-            <w:tcMar>
-              <w:top w:w="60" w:type="dxa"/>
-              <w:left w:w="120" w:type="dxa"/>
-              <w:bottom w:w="60" w:type="dxa"/>
-              <w:right w:w="120" w:type="dxa"/>
-            </w:tcMar>
-          </w:tcPr>
-          <w:p>
-            <w:pPr>
-              <w:pStyle w:val="Compact"/>
-              <w:wordWrap w:val="1"/>
+          <w:tcPr/>
+          <w:p>
+            <w:pPr>
+              <w:pStyle w:val="Compact"/>
             </w:pPr>
             <w:r>
               <w:t xml:space="preserve">핵심특성 목록 (Key Characteristics List)</w:t>
@@ -11936,18 +12359,10 @@
           </w:p>
         </w:tc>
         <w:tc>
-          <w:tcPr>
-            <w:tcMar>
-              <w:top w:w="60" w:type="dxa"/>
-              <w:left w:w="120" w:type="dxa"/>
-              <w:bottom w:w="60" w:type="dxa"/>
-              <w:right w:w="120" w:type="dxa"/>
-            </w:tcMar>
-          </w:tcPr>
-          <w:p>
-            <w:pPr>
-              <w:pStyle w:val="Compact"/>
-              <w:wordWrap w:val="1"/>
+          <w:tcPr/>
+          <w:p>
+            <w:pPr>
+              <w:pStyle w:val="Compact"/>
             </w:pPr>
             <w:r>
               <w:t xml:space="preserve">KC 식별, 관리 기준, 검사 방법</w:t>
@@ -11979,18 +12394,10 @@
           </w:p>
         </w:tc>
         <w:tc>
-          <w:tcPr>
-            <w:tcMar>
-              <w:top w:w="60" w:type="dxa"/>
-              <w:left w:w="120" w:type="dxa"/>
-              <w:bottom w:w="60" w:type="dxa"/>
-              <w:right w:w="120" w:type="dxa"/>
-            </w:tcMar>
-          </w:tcPr>
-          <w:p>
-            <w:pPr>
-              <w:pStyle w:val="Compact"/>
-              <w:wordWrap w:val="1"/>
+          <w:tcPr/>
+          <w:p>
+            <w:pPr>
+              <w:pStyle w:val="Compact"/>
             </w:pPr>
             <w:r>
               <w:t xml:space="preserve">자재명세서</w:t>
@@ -12022,18 +12429,10 @@
           </w:p>
         </w:tc>
         <w:tc>
-          <w:tcPr>
-            <w:tcMar>
-              <w:top w:w="60" w:type="dxa"/>
-              <w:left w:w="120" w:type="dxa"/>
-              <w:bottom w:w="60" w:type="dxa"/>
-              <w:right w:w="120" w:type="dxa"/>
-            </w:tcMar>
-          </w:tcPr>
-          <w:p>
-            <w:pPr>
-              <w:pStyle w:val="Compact"/>
-              <w:wordWrap w:val="1"/>
+          <w:tcPr/>
+          <w:p>
+            <w:pPr>
+              <w:pStyle w:val="Compact"/>
             </w:pPr>
             <w:r>
               <w:t xml:space="preserve">기능/성능/환경 사양</w:t>
@@ -12726,8 +13125,8 @@
     <w:rPrDefault>
       <w:rPr>
         <w:rFonts w:asciiTheme="minorHAnsi" w:cstheme="minorBidi" w:eastAsiaTheme="minorEastAsia" w:hAnsiTheme="minorHAnsi"/>
-        <w:sz w:val="24"/>
-        <w:szCs w:val="24"/>
+        <w:sz w:val="20"/>
+        <w:szCs w:val="20"/>
         <w:lang w:bidi="ar-SA" w:eastAsia="zh-CN" w:val="en-US"/>
       </w:rPr>
     </w:rPrDefault>
@@ -12795,8 +13194,8 @@
     </w:pPr>
     <w:rPr>
       <w:rFonts w:asciiTheme="majorHAnsi" w:cstheme="majorBidi" w:eastAsiaTheme="majorEastAsia" w:hAnsiTheme="majorHAnsi"/>
-      <w:sz w:val="56"/>
-      <w:szCs w:val="56"/>
+      <w:sz w:val="44"/>
+      <w:szCs w:val="44"/>
     </w:rPr>
   </w:style>
   <w:style w:customStyle="1" w:styleId="TitleChar" w:type="character">
@@ -12807,8 +13206,8 @@
     <w:rsid w:val="00A10FD9"/>
     <w:rPr>
       <w:rFonts w:asciiTheme="majorHAnsi" w:cstheme="majorBidi" w:eastAsiaTheme="majorEastAsia" w:hAnsiTheme="majorHAnsi"/>
-      <w:sz w:val="56"/>
-      <w:szCs w:val="56"/>
+      <w:sz w:val="44"/>
+      <w:szCs w:val="44"/>
     </w:rPr>
   </w:style>
   <w:style w:styleId="Subtitle" w:type="paragraph">
@@ -12930,8 +13329,8 @@
     <w:rPr>
       <w:rFonts w:asciiTheme="majorHAnsi" w:cstheme="majorBidi" w:eastAsiaTheme="majorEastAsia" w:hAnsiTheme="majorHAnsi"/>
       <w:color w:themeColor="accent1" w:themeShade="BF" w:val="0F4761"/>
-      <w:sz w:val="40"/>
-      <w:szCs w:val="40"/>
+      <w:sz w:val="32"/>
+      <w:szCs w:val="32"/>
     </w:rPr>
   </w:style>
   <w:style w:styleId="Heading2" w:type="paragraph">
@@ -13121,8 +13520,8 @@
     <w:rPr>
       <w:rFonts w:asciiTheme="majorHAnsi" w:cstheme="majorBidi" w:eastAsiaTheme="majorEastAsia" w:hAnsiTheme="majorHAnsi"/>
       <w:color w:themeColor="accent1" w:themeShade="BF" w:val="0F4761"/>
-      <w:sz w:val="40"/>
-      <w:szCs w:val="40"/>
+      <w:sz w:val="32"/>
+      <w:szCs w:val="32"/>
     </w:rPr>
   </w:style>
   <w:style w:customStyle="1" w:styleId="Heading2Char" w:type="character">
